--- a/docs/Memoire - Amir Redjem.docx
+++ b/docs/Memoire - Amir Redjem.docx
@@ -34561,9 +34561,9 @@
           <w:noProof/>
         </w:rPr>
         <w:drawing>
-          <wp:inline distT="0" distB="0" distL="0" distR="0" wp14:anchorId="18B1C8C9" wp14:editId="0E93BDC2">
-            <wp:extent cx="6449439" cy="3207657"/>
-            <wp:effectExtent l="0" t="0" r="2540" b="5715"/>
+          <wp:inline distT="0" distB="0" distL="0" distR="0" wp14:anchorId="18B1C8C9" wp14:editId="05D33B53">
+            <wp:extent cx="8492009" cy="4223540"/>
+            <wp:effectExtent l="635" t="0" r="5080" b="5080"/>
             <wp:docPr id="1181142119" name="Image 1"/>
             <wp:cNvGraphicFramePr>
               <a:graphicFrameLocks xmlns:a="http://schemas.openxmlformats.org/drawingml/2006/main" noChangeAspect="1"/>
@@ -34582,9 +34582,9 @@
                     </a:stretch>
                   </pic:blipFill>
                   <pic:spPr>
-                    <a:xfrm>
+                    <a:xfrm rot="5400000">
                       <a:off x="0" y="0"/>
-                      <a:ext cx="6513783" cy="3239659"/>
+                      <a:ext cx="8505219" cy="4230110"/>
                     </a:xfrm>
                     <a:prstGeom prst="rect">
                       <a:avLst/>

--- a/docs/Memoire - Amir Redjem.docx
+++ b/docs/Memoire - Amir Redjem.docx
@@ -9374,7 +9374,7 @@
             <w:rFonts w:ascii="Arial" w:hAnsi="Arial" w:cs="Arial"/>
             <w:noProof/>
           </w:rPr>
-          <w:t>Annexe A, Cartographie du SI, 4 niveaux (métier, fonctionnel, applicatif, infrastructure) (BC1)</w:t>
+          <w:t>Annexe A, Cartographie du SI aux quatre niveaux fondamentaux (métier, fonctionnel, applicatif, infrastructure), support de l'analyse de risques (BC1, C4)</w:t>
         </w:r>
         <w:r>
           <w:rPr>
@@ -9455,7 +9455,7 @@
             <w:rFonts w:ascii="Arial" w:hAnsi="Arial" w:cs="Arial"/>
             <w:noProof/>
           </w:rPr>
-          <w:t>Annexe B, Topologie de l'infrastructure et du déploiement (BC4C)</w:t>
+          <w:t>Annexe B, Topologie de l'infrastructure matérielle, du réseau et du stockage, et chaîne de déploiement (BC1 C7, BC3 C21, BC4C C28)</w:t>
         </w:r>
         <w:r>
           <w:rPr>
@@ -9536,7 +9536,7 @@
             <w:rFonts w:ascii="Arial" w:hAnsi="Arial" w:cs="Arial"/>
             <w:noProof/>
           </w:rPr>
-          <w:t>Annexe C, Conteneurisation, services et segmentation réseau (Docker Swarm) (BC4C)</w:t>
+          <w:t>Annexe C, Conteneurisation, orchestration et scaling, segmentation réseau de la stack Docker Swarm (BC4C, C30)</w:t>
         </w:r>
         <w:r>
           <w:rPr>
@@ -9617,7 +9617,7 @@
             <w:rFonts w:ascii="Arial" w:hAnsi="Arial" w:cs="Arial"/>
             <w:noProof/>
           </w:rPr>
-          <w:t>Annexe D, Modèle Conceptuel de Données (MCD) (BC3)</w:t>
+          <w:t>Annexe D, Modèle Conceptuel de Données (MCD Merise), schéma de la base de données (BC2 C13, BC3 C21)</w:t>
         </w:r>
         <w:r>
           <w:rPr>
@@ -9698,7 +9698,7 @@
             <w:rFonts w:ascii="Arial" w:hAnsi="Arial" w:cs="Arial"/>
             <w:noProof/>
           </w:rPr>
-          <w:t>Annexe E, Modèle Logique de Données (MLD) (BC3)</w:t>
+          <w:t>Annexe E, Modèle Logique de Données (MLD relationnel), clés, contraintes et intégrité référentielle (BC2 C13, BC3 C21)</w:t>
         </w:r>
         <w:r>
           <w:rPr>
@@ -9772,14 +9772,14 @@
           <w14:ligatures w14:val="standardContextual"/>
         </w:rPr>
       </w:pPr>
-      <w:hyperlink w:anchor="_Toc235622814" w:history="1">
+      <w:hyperlink w:anchor="_Toc910000001" w:history="1">
         <w:r>
           <w:rPr>
             <w:rStyle w:val="Lienhypertexte"/>
             <w:rFonts w:ascii="Arial" w:hAnsi="Arial" w:cs="Arial"/>
             <w:noProof/>
           </w:rPr>
-          <w:t>Annexe G, Diagramme de cas d'utilisation (BC3)</w:t>
+          <w:t>Annexe E bis, Script SQL de création des tables, index partiels et contraintes d'intégrité (BC3, C21)</w:t>
         </w:r>
         <w:r>
           <w:rPr>
@@ -9803,7 +9803,7 @@
             <w:noProof/>
             <w:webHidden/>
           </w:rPr>
-          <w:instrText xml:space="preserve"> PAGEREF _Toc235622814 \h </w:instrText>
+          <w:instrText xml:space="preserve"> PAGEREF _Toc910000001 \h </w:instrText>
         </w:r>
         <w:r>
           <w:rPr>
@@ -9826,7 +9826,7 @@
             <w:noProof/>
             <w:webHidden/>
           </w:rPr>
-          <w:t>94</w:t>
+          <w:t>93</w:t>
         </w:r>
         <w:r>
           <w:rPr>
@@ -9853,14 +9853,14 @@
           <w14:ligatures w14:val="standardContextual"/>
         </w:rPr>
       </w:pPr>
-      <w:hyperlink w:anchor="_Toc235622815" w:history="1">
+      <w:hyperlink w:anchor="_Toc235622829" w:history="1">
         <w:r>
           <w:rPr>
             <w:rStyle w:val="Lienhypertexte"/>
             <w:rFonts w:ascii="Arial" w:hAnsi="Arial" w:cs="Arial"/>
             <w:noProof/>
           </w:rPr>
-          <w:t>Annexe H, Diagramme de classes (backend) (BC3)</w:t>
+          <w:t>Annexe F.1, Maquettes (wireframes) des interfaces utilisateur et design system (BC2 C11, BC3 C21)</w:t>
         </w:r>
         <w:r>
           <w:rPr>
@@ -9884,7 +9884,7 @@
             <w:noProof/>
             <w:webHidden/>
           </w:rPr>
-          <w:instrText xml:space="preserve"> PAGEREF _Toc235622815 \h </w:instrText>
+          <w:instrText xml:space="preserve"> PAGEREF _Toc235622829 \h </w:instrText>
         </w:r>
         <w:r>
           <w:rPr>
@@ -9907,7 +9907,7 @@
             <w:noProof/>
             <w:webHidden/>
           </w:rPr>
-          <w:t>95</w:t>
+          <w:t>109</w:t>
         </w:r>
         <w:r>
           <w:rPr>
@@ -9934,14 +9934,14 @@
           <w14:ligatures w14:val="standardContextual"/>
         </w:rPr>
       </w:pPr>
-      <w:hyperlink w:anchor="_Toc235622816" w:history="1">
+      <w:hyperlink w:anchor="_Toc900000001" w:history="1">
         <w:r>
           <w:rPr>
             <w:rStyle w:val="Lienhypertexte"/>
             <w:rFonts w:ascii="Arial" w:hAnsi="Arial" w:cs="Arial"/>
             <w:noProof/>
           </w:rPr>
-          <w:t>Annexe I.1, Séquence, téléversement d'un média (BC3)</w:t>
+          <w:t>Annexe F.2, Diagramme des flux de données par module et traitement des données personnelles (BC3 C21, BC4C C29)</w:t>
         </w:r>
         <w:r>
           <w:rPr>
@@ -9965,7 +9965,7 @@
             <w:noProof/>
             <w:webHidden/>
           </w:rPr>
-          <w:instrText xml:space="preserve"> PAGEREF _Toc235622816 \h </w:instrText>
+          <w:instrText xml:space="preserve"> PAGEREF _Toc900000001 \h </w:instrText>
         </w:r>
         <w:r>
           <w:rPr>
@@ -9988,7 +9988,7 @@
             <w:noProof/>
             <w:webHidden/>
           </w:rPr>
-          <w:t>96</w:t>
+          <w:t>109</w:t>
         </w:r>
         <w:r>
           <w:rPr>
@@ -10015,14 +10015,14 @@
           <w14:ligatures w14:val="standardContextual"/>
         </w:rPr>
       </w:pPr>
-      <w:hyperlink w:anchor="_Toc235622817" w:history="1">
+      <w:hyperlink w:anchor="_Toc235622814" w:history="1">
         <w:r>
           <w:rPr>
             <w:rStyle w:val="Lienhypertexte"/>
             <w:rFonts w:ascii="Arial" w:hAnsi="Arial" w:cs="Arial"/>
             <w:noProof/>
           </w:rPr>
-          <w:t>Annexe I.2, Séquence, publication / partage (BC3)</w:t>
+          <w:t>Annexe G, Diagramme UML de cas d'utilisation, acteurs, cas d'usage, relations « include » et « extend » (BC2 C13, BC3 C22)</w:t>
         </w:r>
         <w:r>
           <w:rPr>
@@ -10046,7 +10046,7 @@
             <w:noProof/>
             <w:webHidden/>
           </w:rPr>
-          <w:instrText xml:space="preserve"> PAGEREF _Toc235622817 \h </w:instrText>
+          <w:instrText xml:space="preserve"> PAGEREF _Toc235622814 \h </w:instrText>
         </w:r>
         <w:r>
           <w:rPr>
@@ -10069,7 +10069,7 @@
             <w:noProof/>
             <w:webHidden/>
           </w:rPr>
-          <w:t>97</w:t>
+          <w:t>94</w:t>
         </w:r>
         <w:r>
           <w:rPr>
@@ -10096,14 +10096,14 @@
           <w14:ligatures w14:val="standardContextual"/>
         </w:rPr>
       </w:pPr>
-      <w:hyperlink w:anchor="_Toc235622818" w:history="1">
+      <w:hyperlink w:anchor="_Toc235622815" w:history="1">
         <w:r>
           <w:rPr>
             <w:rStyle w:val="Lienhypertexte"/>
             <w:rFonts w:ascii="Arial" w:hAnsi="Arial" w:cs="Arial"/>
             <w:noProof/>
           </w:rPr>
-          <w:t>Annexe I.3, Séquence, session sécurisée (connexion) (BC3)</w:t>
+          <w:t>Annexe H, Diagramme UML de classes du backend, patterns logiciels et patterns de conception justifiés (BC3, C24)</w:t>
         </w:r>
         <w:r>
           <w:rPr>
@@ -10127,7 +10127,7 @@
             <w:noProof/>
             <w:webHidden/>
           </w:rPr>
-          <w:instrText xml:space="preserve"> PAGEREF _Toc235622818 \h </w:instrText>
+          <w:instrText xml:space="preserve"> PAGEREF _Toc235622815 \h </w:instrText>
         </w:r>
         <w:r>
           <w:rPr>
@@ -10150,7 +10150,7 @@
             <w:noProof/>
             <w:webHidden/>
           </w:rPr>
-          <w:t>98</w:t>
+          <w:t>95</w:t>
         </w:r>
         <w:r>
           <w:rPr>
@@ -10177,14 +10177,14 @@
           <w14:ligatures w14:val="standardContextual"/>
         </w:rPr>
       </w:pPr>
-      <w:hyperlink w:anchor="_Toc235622819" w:history="1">
+      <w:hyperlink w:anchor="_Toc235622816" w:history="1">
         <w:r>
           <w:rPr>
             <w:rStyle w:val="Lienhypertexte"/>
             <w:rFonts w:ascii="Arial" w:hAnsi="Arial" w:cs="Arial"/>
             <w:noProof/>
           </w:rPr>
-          <w:t>Annexe J, Journal des décisions d'architecture (ADR) (BC1)</w:t>
+          <w:t>Annexe I.1, Processus métier n° 1, diagramme UML de séquence du téléversement d'un média (BC3, C22)</w:t>
         </w:r>
         <w:r>
           <w:rPr>
@@ -10208,7 +10208,7 @@
             <w:noProof/>
             <w:webHidden/>
           </w:rPr>
-          <w:instrText xml:space="preserve"> PAGEREF _Toc235622819 \h </w:instrText>
+          <w:instrText xml:space="preserve"> PAGEREF _Toc235622816 \h </w:instrText>
         </w:r>
         <w:r>
           <w:rPr>
@@ -10231,7 +10231,7 @@
             <w:noProof/>
             <w:webHidden/>
           </w:rPr>
-          <w:t>99</w:t>
+          <w:t>96</w:t>
         </w:r>
         <w:r>
           <w:rPr>
@@ -10258,14 +10258,14 @@
           <w14:ligatures w14:val="standardContextual"/>
         </w:rPr>
       </w:pPr>
-      <w:hyperlink w:anchor="_Toc235622820" w:history="1">
+      <w:hyperlink w:anchor="_Toc235622817" w:history="1">
         <w:r>
           <w:rPr>
             <w:rStyle w:val="Lienhypertexte"/>
             <w:rFonts w:ascii="Arial" w:hAnsi="Arial" w:cs="Arial"/>
             <w:noProof/>
           </w:rPr>
-          <w:t>Annexe K, Pipeline CI/CD (chaîne de déploiement SaaS) (BC4C)</w:t>
+          <w:t>Annexe I.2, Processus métier n° 2, diagramme UML de séquence de la publication, du partage et du retrait (BC3, C22)</w:t>
         </w:r>
         <w:r>
           <w:rPr>
@@ -10289,7 +10289,7 @@
             <w:noProof/>
             <w:webHidden/>
           </w:rPr>
-          <w:instrText xml:space="preserve"> PAGEREF _Toc235622820 \h </w:instrText>
+          <w:instrText xml:space="preserve"> PAGEREF _Toc235622817 \h </w:instrText>
         </w:r>
         <w:r>
           <w:rPr>
@@ -10312,7 +10312,7 @@
             <w:noProof/>
             <w:webHidden/>
           </w:rPr>
-          <w:t>100</w:t>
+          <w:t>97</w:t>
         </w:r>
         <w:r>
           <w:rPr>
@@ -10339,14 +10339,14 @@
           <w14:ligatures w14:val="standardContextual"/>
         </w:rPr>
       </w:pPr>
-      <w:hyperlink w:anchor="_Toc235622821" w:history="1">
+      <w:hyperlink w:anchor="_Toc235622818" w:history="1">
         <w:r>
           <w:rPr>
             <w:rStyle w:val="Lienhypertexte"/>
             <w:rFonts w:ascii="Arial" w:hAnsi="Arial" w:cs="Arial"/>
             <w:noProof/>
           </w:rPr>
-          <w:t>Annexe L, Work Breakdown Structure (WBS) (BC2)</w:t>
+          <w:t>Annexe I.3, Processus métier n° 3, diagramme UML de séquence de la session sécurisée et de la détection de rejeu (BC3 C22, BC4C C29)</w:t>
         </w:r>
         <w:r>
           <w:rPr>
@@ -10370,7 +10370,7 @@
             <w:noProof/>
             <w:webHidden/>
           </w:rPr>
-          <w:instrText xml:space="preserve"> PAGEREF _Toc235622821 \h </w:instrText>
+          <w:instrText xml:space="preserve"> PAGEREF _Toc235622818 \h </w:instrText>
         </w:r>
         <w:r>
           <w:rPr>
@@ -10393,7 +10393,7 @@
             <w:noProof/>
             <w:webHidden/>
           </w:rPr>
-          <w:t>101</w:t>
+          <w:t>98</w:t>
         </w:r>
         <w:r>
           <w:rPr>
@@ -10420,14 +10420,14 @@
           <w14:ligatures w14:val="standardContextual"/>
         </w:rPr>
       </w:pPr>
-      <w:hyperlink w:anchor="_Toc235622822" w:history="1">
+      <w:hyperlink w:anchor="_Toc235622819" w:history="1">
         <w:r>
           <w:rPr>
             <w:rStyle w:val="Lienhypertexte"/>
             <w:rFonts w:ascii="Arial" w:hAnsi="Arial" w:cs="Arial"/>
             <w:noProof/>
           </w:rPr>
-          <w:t>Annexe M, Diagramme PERT et chemin critique (BC2)</w:t>
+          <w:t>Annexe J, Journal des décisions d'architecture (ADR), contexte, décision, alternatives, conséquences (BC1, C5 à C9)</w:t>
         </w:r>
         <w:r>
           <w:rPr>
@@ -10451,7 +10451,7 @@
             <w:noProof/>
             <w:webHidden/>
           </w:rPr>
-          <w:instrText xml:space="preserve"> PAGEREF _Toc235622822 \h </w:instrText>
+          <w:instrText xml:space="preserve"> PAGEREF _Toc235622819 \h </w:instrText>
         </w:r>
         <w:r>
           <w:rPr>
@@ -10474,7 +10474,7 @@
             <w:noProof/>
             <w:webHidden/>
           </w:rPr>
-          <w:t>102</w:t>
+          <w:t>99</w:t>
         </w:r>
         <w:r>
           <w:rPr>
@@ -10501,14 +10501,14 @@
           <w14:ligatures w14:val="standardContextual"/>
         </w:rPr>
       </w:pPr>
-      <w:hyperlink w:anchor="_Toc235622823" w:history="1">
+      <w:hyperlink w:anchor="_Toc235622820" w:history="1">
         <w:r>
           <w:rPr>
             <w:rStyle w:val="Lienhypertexte"/>
             <w:rFonts w:ascii="Arial" w:hAnsi="Arial" w:cs="Arial"/>
             <w:noProof/>
           </w:rPr>
-          <w:t>Annexe N, Planning (diagramme de Gantt) (BC2)</w:t>
+          <w:t>Annexe K, Pipelines CI/CD et pratiques GitOps, portes de qualité et stratégie de déploiement (BC3 C27, BC4C C29)</w:t>
         </w:r>
         <w:r>
           <w:rPr>
@@ -10532,7 +10532,7 @@
             <w:noProof/>
             <w:webHidden/>
           </w:rPr>
-          <w:instrText xml:space="preserve"> PAGEREF _Toc235622823 \h </w:instrText>
+          <w:instrText xml:space="preserve"> PAGEREF _Toc235622820 \h </w:instrText>
         </w:r>
         <w:r>
           <w:rPr>
@@ -10555,7 +10555,7 @@
             <w:noProof/>
             <w:webHidden/>
           </w:rPr>
-          <w:t>103</w:t>
+          <w:t>100</w:t>
         </w:r>
         <w:r>
           <w:rPr>
@@ -10582,14 +10582,14 @@
           <w14:ligatures w14:val="standardContextual"/>
         </w:rPr>
       </w:pPr>
-      <w:hyperlink w:anchor="_Toc235622824" w:history="1">
+      <w:hyperlink w:anchor="_Toc235622821" w:history="1">
         <w:r>
           <w:rPr>
             <w:rStyle w:val="Lienhypertexte"/>
             <w:rFonts w:ascii="Arial" w:hAnsi="Arial" w:cs="Arial"/>
             <w:noProof/>
           </w:rPr>
-          <w:t>Annexe O, Matrice des risques (probabilité / impact) (BC2)</w:t>
+          <w:t>Annexe L, Work Breakdown Structure (WBS), lots fonctionnels et non fonctionnels, charges et coûts (BC2 C15, BC4C C28)</w:t>
         </w:r>
         <w:r>
           <w:rPr>
@@ -10613,7 +10613,7 @@
             <w:noProof/>
             <w:webHidden/>
           </w:rPr>
-          <w:instrText xml:space="preserve"> PAGEREF _Toc235622824 \h </w:instrText>
+          <w:instrText xml:space="preserve"> PAGEREF _Toc235622821 \h </w:instrText>
         </w:r>
         <w:r>
           <w:rPr>
@@ -10636,7 +10636,7 @@
             <w:noProof/>
             <w:webHidden/>
           </w:rPr>
-          <w:t>104</w:t>
+          <w:t>101</w:t>
         </w:r>
         <w:r>
           <w:rPr>
@@ -10663,14 +10663,14 @@
           <w14:ligatures w14:val="standardContextual"/>
         </w:rPr>
       </w:pPr>
-      <w:hyperlink w:anchor="_Toc235622825" w:history="1">
+      <w:hyperlink w:anchor="_Toc235622830" w:history="1">
         <w:r>
           <w:rPr>
             <w:rStyle w:val="Lienhypertexte"/>
             <w:rFonts w:ascii="Arial" w:hAnsi="Arial" w:cs="Arial"/>
             <w:noProof/>
           </w:rPr>
-          <w:t>Annexe P, Architecture de la supervision et de l'observabilité (BC4C)</w:t>
+          <w:t>Annexe L bis, Matrice RACI, rôles et responsabilités des parties prenantes (Responsible, Accountable, Consulted, Informed) (BC2, C15 et C19)</w:t>
         </w:r>
         <w:r>
           <w:rPr>
@@ -10694,7 +10694,7 @@
             <w:noProof/>
             <w:webHidden/>
           </w:rPr>
-          <w:instrText xml:space="preserve"> PAGEREF _Toc235622825 \h </w:instrText>
+          <w:instrText xml:space="preserve"> PAGEREF _Toc235622830 \h </w:instrText>
         </w:r>
         <w:r>
           <w:rPr>
@@ -10717,7 +10717,7 @@
             <w:noProof/>
             <w:webHidden/>
           </w:rPr>
-          <w:t>105</w:t>
+          <w:t>110</w:t>
         </w:r>
         <w:r>
           <w:rPr>
@@ -10744,14 +10744,14 @@
           <w14:ligatures w14:val="standardContextual"/>
         </w:rPr>
       </w:pPr>
-      <w:hyperlink w:anchor="_Toc235622826" w:history="1">
+      <w:hyperlink w:anchor="_Toc235622822" w:history="1">
         <w:r>
           <w:rPr>
             <w:rStyle w:val="Lienhypertexte"/>
             <w:rFonts w:ascii="Arial" w:hAnsi="Arial" w:cs="Arial"/>
             <w:noProof/>
           </w:rPr>
-          <w:t>Annexe Q, Contrat d'interface (OpenAPI / Swagger) (BC3)</w:t>
+          <w:t>Annexe M, Diagramme PERT, séquençage des tâches, charges, durées, marges et chemin critique (BC2 C15, BC4C C28)</w:t>
         </w:r>
         <w:r>
           <w:rPr>
@@ -10775,7 +10775,7 @@
             <w:noProof/>
             <w:webHidden/>
           </w:rPr>
-          <w:instrText xml:space="preserve"> PAGEREF _Toc235622826 \h </w:instrText>
+          <w:instrText xml:space="preserve"> PAGEREF _Toc235622822 \h </w:instrText>
         </w:r>
         <w:r>
           <w:rPr>
@@ -10798,7 +10798,7 @@
             <w:noProof/>
             <w:webHidden/>
           </w:rPr>
-          <w:t>106</w:t>
+          <w:t>102</w:t>
         </w:r>
         <w:r>
           <w:rPr>
@@ -10825,14 +10825,14 @@
           <w14:ligatures w14:val="standardContextual"/>
         </w:rPr>
       </w:pPr>
-      <w:hyperlink w:anchor="_Toc235622827" w:history="1">
+      <w:hyperlink w:anchor="_Toc235622823" w:history="1">
         <w:r>
           <w:rPr>
             <w:rStyle w:val="Lienhypertexte"/>
             <w:rFonts w:ascii="Arial" w:hAnsi="Arial" w:cs="Arial"/>
             <w:noProof/>
           </w:rPr>
-          <w:t>Annexe R, Cartographie ISO/IEC 27001 &amp; RGPD (BC4C)</w:t>
+          <w:t>Annexe N, Planning du projet (diagramme de Gantt), objectifs, tâches, ressources, échéances et jalons (BC2 C15, BC4C C28)</w:t>
         </w:r>
         <w:r>
           <w:rPr>
@@ -10856,7 +10856,7 @@
             <w:noProof/>
             <w:webHidden/>
           </w:rPr>
-          <w:instrText xml:space="preserve"> PAGEREF _Toc235622827 \h </w:instrText>
+          <w:instrText xml:space="preserve"> PAGEREF _Toc235622823 \h </w:instrText>
         </w:r>
         <w:r>
           <w:rPr>
@@ -10879,7 +10879,7 @@
             <w:noProof/>
             <w:webHidden/>
           </w:rPr>
-          <w:t>107</w:t>
+          <w:t>103</w:t>
         </w:r>
         <w:r>
           <w:rPr>
@@ -10906,14 +10906,14 @@
           <w14:ligatures w14:val="standardContextual"/>
         </w:rPr>
       </w:pPr>
-      <w:hyperlink w:anchor="_Toc235622828" w:history="1">
+      <w:hyperlink w:anchor="_Toc235622824" w:history="1">
         <w:r>
           <w:rPr>
             <w:rStyle w:val="Lienhypertexte"/>
             <w:rFonts w:ascii="Arial" w:hAnsi="Arial" w:cs="Arial"/>
             <w:noProof/>
           </w:rPr>
-          <w:t>Annexe S, Chaîne DevSecOps et plan de reprise d'activité (BC4C)</w:t>
+          <w:t>Annexe O, Matrice des risques probabilité et impact, registre coté EBIOS Risk Manager et ISO/IEC 27005, risques hiérarchisés et plans de mitigation (BC1 C4, BC2 C17)</w:t>
         </w:r>
         <w:r>
           <w:rPr>
@@ -10937,7 +10937,7 @@
             <w:noProof/>
             <w:webHidden/>
           </w:rPr>
-          <w:instrText xml:space="preserve"> PAGEREF _Toc235622828 \h </w:instrText>
+          <w:instrText xml:space="preserve"> PAGEREF _Toc235622824 \h </w:instrText>
         </w:r>
         <w:r>
           <w:rPr>
@@ -10960,7 +10960,7 @@
             <w:noProof/>
             <w:webHidden/>
           </w:rPr>
-          <w:t>108</w:t>
+          <w:t>104</w:t>
         </w:r>
         <w:r>
           <w:rPr>
@@ -10987,14 +10987,14 @@
           <w14:ligatures w14:val="standardContextual"/>
         </w:rPr>
       </w:pPr>
-      <w:hyperlink w:anchor="_Toc235622829" w:history="1">
+      <w:hyperlink w:anchor="_Toc235622831" w:history="1">
         <w:r>
           <w:rPr>
             <w:rStyle w:val="Lienhypertexte"/>
             <w:rFonts w:ascii="Arial" w:hAnsi="Arial" w:cs="Arial"/>
             <w:noProof/>
           </w:rPr>
-          <w:t>Annexe F, Maquettes des interfaces et flux de données (BC3)</w:t>
+          <w:t>Annexe O bis, Matrice d'engagement des parties prenantes, causes des écarts, actions correctives et prise en compte des PSH (BC2, C18 et C19)</w:t>
         </w:r>
         <w:r>
           <w:rPr>
@@ -11018,7 +11018,7 @@
             <w:noProof/>
             <w:webHidden/>
           </w:rPr>
-          <w:instrText xml:space="preserve"> PAGEREF _Toc235622829 \h </w:instrText>
+          <w:instrText xml:space="preserve"> PAGEREF _Toc235622831 \h </w:instrText>
         </w:r>
         <w:r>
           <w:rPr>
@@ -11041,7 +11041,7 @@
             <w:noProof/>
             <w:webHidden/>
           </w:rPr>
-          <w:t>109</w:t>
+          <w:t>111</w:t>
         </w:r>
         <w:r>
           <w:rPr>
@@ -11068,14 +11068,14 @@
           <w14:ligatures w14:val="standardContextual"/>
         </w:rPr>
       </w:pPr>
-      <w:hyperlink w:anchor="_Toc235622830" w:history="1">
+      <w:hyperlink w:anchor="_Toc235622825" w:history="1">
         <w:r>
           <w:rPr>
             <w:rStyle w:val="Lienhypertexte"/>
             <w:rFonts w:ascii="Arial" w:hAnsi="Arial" w:cs="Arial"/>
             <w:noProof/>
           </w:rPr>
-          <w:t>Annexe L bis, Matrice RACI (BC2)</w:t>
+          <w:t>Annexe P, Supervision et observabilité, KPI, tableaux de bord, alerting et suivi de la consommation énergétique (green IT) (BC3 C27, BC4C C31)</w:t>
         </w:r>
         <w:r>
           <w:rPr>
@@ -11099,7 +11099,7 @@
             <w:noProof/>
             <w:webHidden/>
           </w:rPr>
-          <w:instrText xml:space="preserve"> PAGEREF _Toc235622830 \h </w:instrText>
+          <w:instrText xml:space="preserve"> PAGEREF _Toc235622825 \h </w:instrText>
         </w:r>
         <w:r>
           <w:rPr>
@@ -11122,7 +11122,7 @@
             <w:noProof/>
             <w:webHidden/>
           </w:rPr>
-          <w:t>110</w:t>
+          <w:t>105</w:t>
         </w:r>
         <w:r>
           <w:rPr>
@@ -11149,14 +11149,14 @@
           <w14:ligatures w14:val="standardContextual"/>
         </w:rPr>
       </w:pPr>
-      <w:hyperlink w:anchor="_Toc235622831" w:history="1">
+      <w:hyperlink w:anchor="_Toc235622826" w:history="1">
         <w:r>
           <w:rPr>
             <w:rStyle w:val="Lienhypertexte"/>
             <w:rFonts w:ascii="Arial" w:hAnsi="Arial" w:cs="Arial"/>
             <w:noProof/>
           </w:rPr>
-          <w:t>Annexe O bis, Matrice d'engagement des parties prenantes (BC2)</w:t>
+          <w:t>Annexe Q, Contrat d'interface OpenAPI et Swagger, documentation technique de l'API REST (BC2 C13, BC3 C25)</w:t>
         </w:r>
         <w:r>
           <w:rPr>
@@ -11180,7 +11180,7 @@
             <w:noProof/>
             <w:webHidden/>
           </w:rPr>
-          <w:instrText xml:space="preserve"> PAGEREF _Toc235622831 \h </w:instrText>
+          <w:instrText xml:space="preserve"> PAGEREF _Toc235622826 \h </w:instrText>
         </w:r>
         <w:r>
           <w:rPr>
@@ -11203,7 +11203,7 @@
             <w:noProof/>
             <w:webHidden/>
           </w:rPr>
-          <w:t>111</w:t>
+          <w:t>106</w:t>
         </w:r>
         <w:r>
           <w:rPr>
@@ -11230,6 +11230,168 @@
           <w14:ligatures w14:val="standardContextual"/>
         </w:rPr>
       </w:pPr>
+      <w:hyperlink w:anchor="_Toc235622827" w:history="1">
+        <w:r>
+          <w:rPr>
+            <w:rStyle w:val="Lienhypertexte"/>
+            <w:rFonts w:ascii="Arial" w:hAnsi="Arial" w:cs="Arial"/>
+            <w:noProof/>
+          </w:rPr>
+          <w:t>Annexe R, Cartographie ISO/IEC 27001 version 2022 et RGPD, mesures couvertes, partiellement couvertes et écarts (BC3 C25, BC4C C29)</w:t>
+        </w:r>
+        <w:r>
+          <w:rPr>
+            <w:rFonts w:ascii="Arial" w:hAnsi="Arial" w:cs="Arial"/>
+            <w:noProof/>
+            <w:webHidden/>
+          </w:rPr>
+          <w:tab/>
+        </w:r>
+        <w:r>
+          <w:rPr>
+            <w:rFonts w:ascii="Arial" w:hAnsi="Arial" w:cs="Arial"/>
+            <w:noProof/>
+            <w:webHidden/>
+          </w:rPr>
+          <w:fldChar w:fldCharType="begin"/>
+        </w:r>
+        <w:r>
+          <w:rPr>
+            <w:rFonts w:ascii="Arial" w:hAnsi="Arial" w:cs="Arial"/>
+            <w:noProof/>
+            <w:webHidden/>
+          </w:rPr>
+          <w:instrText xml:space="preserve"> PAGEREF _Toc235622827 \h </w:instrText>
+        </w:r>
+        <w:r>
+          <w:rPr>
+            <w:rFonts w:ascii="Arial" w:hAnsi="Arial" w:cs="Arial"/>
+            <w:noProof/>
+            <w:webHidden/>
+          </w:rPr>
+        </w:r>
+        <w:r>
+          <w:rPr>
+            <w:rFonts w:ascii="Arial" w:hAnsi="Arial" w:cs="Arial"/>
+            <w:noProof/>
+            <w:webHidden/>
+          </w:rPr>
+          <w:fldChar w:fldCharType="separate"/>
+        </w:r>
+        <w:r>
+          <w:rPr>
+            <w:rFonts w:ascii="Arial" w:hAnsi="Arial" w:cs="Arial"/>
+            <w:noProof/>
+            <w:webHidden/>
+          </w:rPr>
+          <w:t>107</w:t>
+        </w:r>
+        <w:r>
+          <w:rPr>
+            <w:rFonts w:ascii="Arial" w:hAnsi="Arial" w:cs="Arial"/>
+            <w:noProof/>
+            <w:webHidden/>
+          </w:rPr>
+          <w:fldChar w:fldCharType="end"/>
+        </w:r>
+      </w:hyperlink>
+    </w:p>
+    <w:p>
+      <w:pPr>
+        <w:pStyle w:val="TM2"/>
+        <w:tabs>
+          <w:tab w:val="right" w:leader="dot" w:pos="9062"/>
+        </w:tabs>
+        <w:rPr>
+          <w:rFonts w:ascii="Arial" w:eastAsiaTheme="minorEastAsia" w:hAnsi="Arial" w:cs="Arial"/>
+          <w:noProof/>
+          <w:kern w:val="2"/>
+          <w:szCs w:val="24"/>
+          <w:lang w:eastAsia="fr-FR"/>
+          <w14:ligatures w14:val="standardContextual"/>
+        </w:rPr>
+      </w:pPr>
+      <w:hyperlink w:anchor="_Toc235622828" w:history="1">
+        <w:r>
+          <w:rPr>
+            <w:rStyle w:val="Lienhypertexte"/>
+            <w:rFonts w:ascii="Arial" w:hAnsi="Arial" w:cs="Arial"/>
+            <w:noProof/>
+          </w:rPr>
+          <w:t>Annexe S, Chaîne DevSecOps, sécurité déplacée en amont (shift-left), portes bloquantes, OWASP et SBOM (BC3 C25 et C26, BC4C C29)</w:t>
+        </w:r>
+        <w:r>
+          <w:rPr>
+            <w:rFonts w:ascii="Arial" w:hAnsi="Arial" w:cs="Arial"/>
+            <w:noProof/>
+            <w:webHidden/>
+          </w:rPr>
+          <w:tab/>
+        </w:r>
+        <w:r>
+          <w:rPr>
+            <w:rFonts w:ascii="Arial" w:hAnsi="Arial" w:cs="Arial"/>
+            <w:noProof/>
+            <w:webHidden/>
+          </w:rPr>
+          <w:fldChar w:fldCharType="begin"/>
+        </w:r>
+        <w:r>
+          <w:rPr>
+            <w:rFonts w:ascii="Arial" w:hAnsi="Arial" w:cs="Arial"/>
+            <w:noProof/>
+            <w:webHidden/>
+          </w:rPr>
+          <w:instrText xml:space="preserve"> PAGEREF _Toc235622828 \h </w:instrText>
+        </w:r>
+        <w:r>
+          <w:rPr>
+            <w:rFonts w:ascii="Arial" w:hAnsi="Arial" w:cs="Arial"/>
+            <w:noProof/>
+            <w:webHidden/>
+          </w:rPr>
+        </w:r>
+        <w:r>
+          <w:rPr>
+            <w:rFonts w:ascii="Arial" w:hAnsi="Arial" w:cs="Arial"/>
+            <w:noProof/>
+            <w:webHidden/>
+          </w:rPr>
+          <w:fldChar w:fldCharType="separate"/>
+        </w:r>
+        <w:r>
+          <w:rPr>
+            <w:rFonts w:ascii="Arial" w:hAnsi="Arial" w:cs="Arial"/>
+            <w:noProof/>
+            <w:webHidden/>
+          </w:rPr>
+          <w:t>108</w:t>
+        </w:r>
+        <w:r>
+          <w:rPr>
+            <w:rFonts w:ascii="Arial" w:hAnsi="Arial" w:cs="Arial"/>
+            <w:noProof/>
+            <w:webHidden/>
+          </w:rPr>
+          <w:fldChar w:fldCharType="end"/>
+        </w:r>
+      </w:hyperlink>
+    </w:p>
+    <w:p>
+      <w:pPr>
+        <w:pStyle w:val="TM2"/>
+        <w:tabs>
+          <w:tab w:val="right" w:leader="dot" w:pos="9062"/>
+        </w:tabs>
+        <w:rPr>
+          <w:rFonts w:ascii="Arial" w:eastAsiaTheme="minorEastAsia" w:hAnsi="Arial" w:cs="Arial"/>
+          <w:noProof/>
+          <w:kern w:val="2"/>
+          <w:szCs w:val="24"/>
+          <w:lang w:eastAsia="fr-FR"/>
+          <w14:ligatures w14:val="standardContextual"/>
+        </w:rPr>
+      </w:pPr>
       <w:hyperlink w:anchor="_Toc235622832" w:history="1">
         <w:r>
           <w:rPr>
@@ -11237,7 +11399,7 @@
             <w:rFonts w:ascii="Arial" w:hAnsi="Arial" w:cs="Arial"/>
             <w:noProof/>
           </w:rPr>
-          <w:t>Annexe T, Outils de gestion de projet (BC2)</w:t>
+          <w:t>Annexe T, Outils collaboratifs et tableau de bord de pilotage assisté par IA, sécurisé et consultable en ligne (BC2, C16, C19 et C20)</w:t>
         </w:r>
         <w:r>
           <w:rPr>
@@ -11262,6 +11424,508 @@
             <w:webHidden/>
           </w:rPr>
           <w:instrText xml:space="preserve"> PAGEREF _Toc235622832 \h </w:instrText>
+        </w:r>
+        <w:r>
+          <w:rPr>
+            <w:rFonts w:ascii="Arial" w:hAnsi="Arial" w:cs="Arial"/>
+            <w:noProof/>
+            <w:webHidden/>
+          </w:rPr>
+        </w:r>
+        <w:r>
+          <w:rPr>
+            <w:rFonts w:ascii="Arial" w:hAnsi="Arial" w:cs="Arial"/>
+            <w:noProof/>
+            <w:webHidden/>
+          </w:rPr>
+          <w:fldChar w:fldCharType="separate"/>
+        </w:r>
+        <w:r>
+          <w:rPr>
+            <w:rFonts w:ascii="Arial" w:hAnsi="Arial" w:cs="Arial"/>
+            <w:noProof/>
+            <w:webHidden/>
+          </w:rPr>
+          <w:t>112</w:t>
+        </w:r>
+        <w:r>
+          <w:rPr>
+            <w:rFonts w:ascii="Arial" w:hAnsi="Arial" w:cs="Arial"/>
+            <w:noProof/>
+            <w:webHidden/>
+          </w:rPr>
+          <w:fldChar w:fldCharType="end"/>
+        </w:r>
+      </w:hyperlink>
+    </w:p>
+    <w:p>
+      <w:pPr>
+        <w:pStyle w:val="TM2"/>
+        <w:tabs>
+          <w:tab w:val="right" w:leader="dot" w:pos="9062"/>
+        </w:tabs>
+        <w:rPr>
+          <w:rFonts w:ascii="Arial" w:eastAsiaTheme="minorEastAsia" w:hAnsi="Arial" w:cs="Arial"/>
+          <w:noProof/>
+          <w:kern w:val="2"/>
+          <w:szCs w:val="24"/>
+          <w:lang w:eastAsia="fr-FR"/>
+          <w14:ligatures w14:val="standardContextual"/>
+        </w:rPr>
+      </w:pPr>
+      <w:hyperlink w:anchor="_Toc900000002" w:history="1">
+        <w:r>
+          <w:rPr>
+            <w:rStyle w:val="Lienhypertexte"/>
+            <w:rFonts w:ascii="Arial" w:hAnsi="Arial" w:cs="Arial"/>
+            <w:noProof/>
+          </w:rPr>
+          <w:t>Annexe U, Plan de reprise d'activité (PRA), stratégie de maintien, scénarios de sinistre, RTO et RPO (BC3 C21, BC4C C31)</w:t>
+        </w:r>
+        <w:r>
+          <w:rPr>
+            <w:rFonts w:ascii="Arial" w:hAnsi="Arial" w:cs="Arial"/>
+            <w:noProof/>
+            <w:webHidden/>
+          </w:rPr>
+          <w:tab/>
+        </w:r>
+        <w:r>
+          <w:rPr>
+            <w:rFonts w:ascii="Arial" w:hAnsi="Arial" w:cs="Arial"/>
+            <w:noProof/>
+            <w:webHidden/>
+          </w:rPr>
+          <w:fldChar w:fldCharType="begin"/>
+        </w:r>
+        <w:r>
+          <w:rPr>
+            <w:rFonts w:ascii="Arial" w:hAnsi="Arial" w:cs="Arial"/>
+            <w:noProof/>
+            <w:webHidden/>
+          </w:rPr>
+          <w:instrText xml:space="preserve"> PAGEREF _Toc900000002 \h </w:instrText>
+        </w:r>
+        <w:r>
+          <w:rPr>
+            <w:rFonts w:ascii="Arial" w:hAnsi="Arial" w:cs="Arial"/>
+            <w:noProof/>
+            <w:webHidden/>
+          </w:rPr>
+        </w:r>
+        <w:r>
+          <w:rPr>
+            <w:rFonts w:ascii="Arial" w:hAnsi="Arial" w:cs="Arial"/>
+            <w:noProof/>
+            <w:webHidden/>
+          </w:rPr>
+          <w:fldChar w:fldCharType="separate"/>
+        </w:r>
+        <w:r>
+          <w:rPr>
+            <w:rFonts w:ascii="Arial" w:hAnsi="Arial" w:cs="Arial"/>
+            <w:noProof/>
+            <w:webHidden/>
+          </w:rPr>
+          <w:t>108</w:t>
+        </w:r>
+        <w:r>
+          <w:rPr>
+            <w:rFonts w:ascii="Arial" w:hAnsi="Arial" w:cs="Arial"/>
+            <w:noProof/>
+            <w:webHidden/>
+          </w:rPr>
+          <w:fldChar w:fldCharType="end"/>
+        </w:r>
+      </w:hyperlink>
+    </w:p>
+    <w:p>
+      <w:pPr>
+        <w:pStyle w:val="TM2"/>
+        <w:tabs>
+          <w:tab w:val="right" w:leader="dot" w:pos="9062"/>
+        </w:tabs>
+        <w:rPr>
+          <w:rFonts w:ascii="Arial" w:eastAsiaTheme="minorEastAsia" w:hAnsi="Arial" w:cs="Arial"/>
+          <w:noProof/>
+          <w:kern w:val="2"/>
+          <w:szCs w:val="24"/>
+          <w:lang w:eastAsia="fr-FR"/>
+          <w14:ligatures w14:val="standardContextual"/>
+        </w:rPr>
+      </w:pPr>
+      <w:hyperlink w:anchor="_Toc910000002" w:history="1">
+        <w:r>
+          <w:rPr>
+            <w:rStyle w:val="Lienhypertexte"/>
+            <w:rFonts w:ascii="Arial" w:hAnsi="Arial" w:cs="Arial"/>
+            <w:noProof/>
+          </w:rPr>
+          <w:t>Annexe V, Dossier de veille tec</w:t>
+        </w:r>
+        <w:r>
+          <w:rPr>
+            <w:rStyle w:val="Lienhypertexte"/>
+            <w:rFonts w:ascii="Arial" w:hAnsi="Arial" w:cs="Arial"/>
+            <w:noProof/>
+          </w:rPr>
+          <w:t>h</w:t>
+        </w:r>
+        <w:r>
+          <w:rPr>
+            <w:rStyle w:val="Lienhypertexte"/>
+            <w:rFonts w:ascii="Arial" w:hAnsi="Arial" w:cs="Arial"/>
+            <w:noProof/>
+          </w:rPr>
+          <w:t>nologique et réglementaire, sources évaluées, IA Act et Cloud Act, recommandations innovantes (BC1, C1 à C3)</w:t>
+        </w:r>
+        <w:r>
+          <w:rPr>
+            <w:rFonts w:ascii="Arial" w:hAnsi="Arial" w:cs="Arial"/>
+            <w:noProof/>
+            <w:webHidden/>
+          </w:rPr>
+          <w:tab/>
+        </w:r>
+        <w:r>
+          <w:rPr>
+            <w:rFonts w:ascii="Arial" w:hAnsi="Arial" w:cs="Arial"/>
+            <w:noProof/>
+            <w:webHidden/>
+          </w:rPr>
+          <w:fldChar w:fldCharType="begin"/>
+        </w:r>
+        <w:r>
+          <w:rPr>
+            <w:rFonts w:ascii="Arial" w:hAnsi="Arial" w:cs="Arial"/>
+            <w:noProof/>
+            <w:webHidden/>
+          </w:rPr>
+          <w:instrText xml:space="preserve"> PAGEREF _Toc910000002 \h </w:instrText>
+        </w:r>
+        <w:r>
+          <w:rPr>
+            <w:rFonts w:ascii="Arial" w:hAnsi="Arial" w:cs="Arial"/>
+            <w:noProof/>
+            <w:webHidden/>
+          </w:rPr>
+        </w:r>
+        <w:r>
+          <w:rPr>
+            <w:rFonts w:ascii="Arial" w:hAnsi="Arial" w:cs="Arial"/>
+            <w:noProof/>
+            <w:webHidden/>
+          </w:rPr>
+          <w:fldChar w:fldCharType="separate"/>
+        </w:r>
+        <w:r>
+          <w:rPr>
+            <w:rFonts w:ascii="Arial" w:hAnsi="Arial" w:cs="Arial"/>
+            <w:noProof/>
+            <w:webHidden/>
+          </w:rPr>
+          <w:t>112</w:t>
+        </w:r>
+        <w:r>
+          <w:rPr>
+            <w:rFonts w:ascii="Arial" w:hAnsi="Arial" w:cs="Arial"/>
+            <w:noProof/>
+            <w:webHidden/>
+          </w:rPr>
+          <w:fldChar w:fldCharType="end"/>
+        </w:r>
+      </w:hyperlink>
+    </w:p>
+    <w:p>
+      <w:pPr>
+        <w:pStyle w:val="TM2"/>
+        <w:tabs>
+          <w:tab w:val="right" w:leader="dot" w:pos="9062"/>
+        </w:tabs>
+        <w:rPr>
+          <w:rFonts w:ascii="Arial" w:eastAsiaTheme="minorEastAsia" w:hAnsi="Arial" w:cs="Arial"/>
+          <w:noProof/>
+          <w:kern w:val="2"/>
+          <w:szCs w:val="24"/>
+          <w:lang w:eastAsia="fr-FR"/>
+          <w14:ligatures w14:val="standardContextual"/>
+        </w:rPr>
+      </w:pPr>
+      <w:hyperlink w:anchor="_Toc910000003" w:history="1">
+        <w:r>
+          <w:rPr>
+            <w:rStyle w:val="Lienhypertexte"/>
+            <w:rFonts w:ascii="Arial" w:hAnsi="Arial" w:cs="Arial"/>
+            <w:noProof/>
+          </w:rPr>
+          <w:t>Annexe W, Benchmark concurrentiel, killer features analysées en SWOT et matrice de décision pondérée (BC1 C3, BC2 C11)</w:t>
+        </w:r>
+        <w:r>
+          <w:rPr>
+            <w:rFonts w:ascii="Arial" w:hAnsi="Arial" w:cs="Arial"/>
+            <w:noProof/>
+            <w:webHidden/>
+          </w:rPr>
+          <w:tab/>
+        </w:r>
+        <w:r>
+          <w:rPr>
+            <w:rFonts w:ascii="Arial" w:hAnsi="Arial" w:cs="Arial"/>
+            <w:noProof/>
+            <w:webHidden/>
+          </w:rPr>
+          <w:fldChar w:fldCharType="begin"/>
+        </w:r>
+        <w:r>
+          <w:rPr>
+            <w:rFonts w:ascii="Arial" w:hAnsi="Arial" w:cs="Arial"/>
+            <w:noProof/>
+            <w:webHidden/>
+          </w:rPr>
+          <w:instrText xml:space="preserve"> PAGEREF _Toc910000003 \h </w:instrText>
+        </w:r>
+        <w:r>
+          <w:rPr>
+            <w:rFonts w:ascii="Arial" w:hAnsi="Arial" w:cs="Arial"/>
+            <w:noProof/>
+            <w:webHidden/>
+          </w:rPr>
+        </w:r>
+        <w:r>
+          <w:rPr>
+            <w:rFonts w:ascii="Arial" w:hAnsi="Arial" w:cs="Arial"/>
+            <w:noProof/>
+            <w:webHidden/>
+          </w:rPr>
+          <w:fldChar w:fldCharType="separate"/>
+        </w:r>
+        <w:r>
+          <w:rPr>
+            <w:rFonts w:ascii="Arial" w:hAnsi="Arial" w:cs="Arial"/>
+            <w:noProof/>
+            <w:webHidden/>
+          </w:rPr>
+          <w:t>112</w:t>
+        </w:r>
+        <w:r>
+          <w:rPr>
+            <w:rFonts w:ascii="Arial" w:hAnsi="Arial" w:cs="Arial"/>
+            <w:noProof/>
+            <w:webHidden/>
+          </w:rPr>
+          <w:fldChar w:fldCharType="end"/>
+        </w:r>
+      </w:hyperlink>
+    </w:p>
+    <w:p>
+      <w:pPr>
+        <w:pStyle w:val="TM2"/>
+        <w:tabs>
+          <w:tab w:val="right" w:leader="dot" w:pos="9062"/>
+        </w:tabs>
+        <w:rPr>
+          <w:rFonts w:ascii="Arial" w:eastAsiaTheme="minorEastAsia" w:hAnsi="Arial" w:cs="Arial"/>
+          <w:noProof/>
+          <w:kern w:val="2"/>
+          <w:szCs w:val="24"/>
+          <w:lang w:eastAsia="fr-FR"/>
+          <w14:ligatures w14:val="standardContextual"/>
+        </w:rPr>
+      </w:pPr>
+      <w:hyperlink w:anchor="_Toc910000004" w:history="1">
+        <w:r>
+          <w:rPr>
+            <w:rStyle w:val="Lienhypertexte"/>
+            <w:rFonts w:ascii="Arial" w:hAnsi="Arial" w:cs="Arial"/>
+            <w:noProof/>
+          </w:rPr>
+          <w:t>Annexe X, Personas, user stories au format Given When Then et matrice de priorisation MoSCoW (BC2, C11 à C13)</w:t>
+        </w:r>
+        <w:r>
+          <w:rPr>
+            <w:rFonts w:ascii="Arial" w:hAnsi="Arial" w:cs="Arial"/>
+            <w:noProof/>
+            <w:webHidden/>
+          </w:rPr>
+          <w:tab/>
+        </w:r>
+        <w:r>
+          <w:rPr>
+            <w:rFonts w:ascii="Arial" w:hAnsi="Arial" w:cs="Arial"/>
+            <w:noProof/>
+            <w:webHidden/>
+          </w:rPr>
+          <w:fldChar w:fldCharType="begin"/>
+        </w:r>
+        <w:r>
+          <w:rPr>
+            <w:rFonts w:ascii="Arial" w:hAnsi="Arial" w:cs="Arial"/>
+            <w:noProof/>
+            <w:webHidden/>
+          </w:rPr>
+          <w:instrText xml:space="preserve"> PAGEREF _Toc910000004 \h </w:instrText>
+        </w:r>
+        <w:r>
+          <w:rPr>
+            <w:rFonts w:ascii="Arial" w:hAnsi="Arial" w:cs="Arial"/>
+            <w:noProof/>
+            <w:webHidden/>
+          </w:rPr>
+        </w:r>
+        <w:r>
+          <w:rPr>
+            <w:rFonts w:ascii="Arial" w:hAnsi="Arial" w:cs="Arial"/>
+            <w:noProof/>
+            <w:webHidden/>
+          </w:rPr>
+          <w:fldChar w:fldCharType="separate"/>
+        </w:r>
+        <w:r>
+          <w:rPr>
+            <w:rFonts w:ascii="Arial" w:hAnsi="Arial" w:cs="Arial"/>
+            <w:noProof/>
+            <w:webHidden/>
+          </w:rPr>
+          <w:t>112</w:t>
+        </w:r>
+        <w:r>
+          <w:rPr>
+            <w:rFonts w:ascii="Arial" w:hAnsi="Arial" w:cs="Arial"/>
+            <w:noProof/>
+            <w:webHidden/>
+          </w:rPr>
+          <w:fldChar w:fldCharType="end"/>
+        </w:r>
+      </w:hyperlink>
+    </w:p>
+    <w:p>
+      <w:pPr>
+        <w:pStyle w:val="TM2"/>
+        <w:tabs>
+          <w:tab w:val="right" w:leader="dot" w:pos="9062"/>
+        </w:tabs>
+        <w:rPr>
+          <w:rFonts w:ascii="Arial" w:eastAsiaTheme="minorEastAsia" w:hAnsi="Arial" w:cs="Arial"/>
+          <w:noProof/>
+          <w:kern w:val="2"/>
+          <w:szCs w:val="24"/>
+          <w:lang w:eastAsia="fr-FR"/>
+          <w14:ligatures w14:val="standardContextual"/>
+        </w:rPr>
+      </w:pPr>
+      <w:hyperlink w:anchor="_Toc910000005" w:history="1">
+        <w:r>
+          <w:rPr>
+            <w:rStyle w:val="Lienhypertexte"/>
+            <w:rFonts w:ascii="Arial" w:hAnsi="Arial" w:cs="Arial"/>
+            <w:noProof/>
+          </w:rPr>
+          <w:t>Annexe Y, Budget prévisionnel à trois niveaux (global, conception, déploiement) et coûts récurrents d'exploitation (BC2, C14 et C15)</w:t>
+        </w:r>
+        <w:r>
+          <w:rPr>
+            <w:rFonts w:ascii="Arial" w:hAnsi="Arial" w:cs="Arial"/>
+            <w:noProof/>
+            <w:webHidden/>
+          </w:rPr>
+          <w:tab/>
+        </w:r>
+        <w:r>
+          <w:rPr>
+            <w:rFonts w:ascii="Arial" w:hAnsi="Arial" w:cs="Arial"/>
+            <w:noProof/>
+            <w:webHidden/>
+          </w:rPr>
+          <w:fldChar w:fldCharType="begin"/>
+        </w:r>
+        <w:r>
+          <w:rPr>
+            <w:rFonts w:ascii="Arial" w:hAnsi="Arial" w:cs="Arial"/>
+            <w:noProof/>
+            <w:webHidden/>
+          </w:rPr>
+          <w:instrText xml:space="preserve"> PAGEREF _Toc910000005 \h </w:instrText>
+        </w:r>
+        <w:r>
+          <w:rPr>
+            <w:rFonts w:ascii="Arial" w:hAnsi="Arial" w:cs="Arial"/>
+            <w:noProof/>
+            <w:webHidden/>
+          </w:rPr>
+        </w:r>
+        <w:r>
+          <w:rPr>
+            <w:rFonts w:ascii="Arial" w:hAnsi="Arial" w:cs="Arial"/>
+            <w:noProof/>
+            <w:webHidden/>
+          </w:rPr>
+          <w:fldChar w:fldCharType="separate"/>
+        </w:r>
+        <w:r>
+          <w:rPr>
+            <w:rFonts w:ascii="Arial" w:hAnsi="Arial" w:cs="Arial"/>
+            <w:noProof/>
+            <w:webHidden/>
+          </w:rPr>
+          <w:t>112</w:t>
+        </w:r>
+        <w:r>
+          <w:rPr>
+            <w:rFonts w:ascii="Arial" w:hAnsi="Arial" w:cs="Arial"/>
+            <w:noProof/>
+            <w:webHidden/>
+          </w:rPr>
+          <w:fldChar w:fldCharType="end"/>
+        </w:r>
+      </w:hyperlink>
+    </w:p>
+    <w:p>
+      <w:pPr>
+        <w:pStyle w:val="TM2"/>
+        <w:tabs>
+          <w:tab w:val="right" w:leader="dot" w:pos="9062"/>
+        </w:tabs>
+        <w:rPr>
+          <w:rFonts w:ascii="Arial" w:eastAsiaTheme="minorEastAsia" w:hAnsi="Arial" w:cs="Arial"/>
+          <w:noProof/>
+          <w:kern w:val="2"/>
+          <w:szCs w:val="24"/>
+          <w:lang w:eastAsia="fr-FR"/>
+          <w14:ligatures w14:val="standardContextual"/>
+        </w:rPr>
+      </w:pPr>
+      <w:hyperlink w:anchor="_Toc910000006" w:history="1">
+        <w:r>
+          <w:rPr>
+            <w:rStyle w:val="Lienhypertexte"/>
+            <w:rFonts w:ascii="Arial" w:hAnsi="Arial" w:cs="Arial"/>
+            <w:noProof/>
+          </w:rPr>
+          <w:t>Annexe Z, Plan de tests, scénarios détaillés, rapport d'exécution et plan de maintenance daté (BC2 C13, BC3 C26)</w:t>
+        </w:r>
+        <w:r>
+          <w:rPr>
+            <w:rFonts w:ascii="Arial" w:hAnsi="Arial" w:cs="Arial"/>
+            <w:noProof/>
+            <w:webHidden/>
+          </w:rPr>
+          <w:tab/>
+        </w:r>
+        <w:r>
+          <w:rPr>
+            <w:rFonts w:ascii="Arial" w:hAnsi="Arial" w:cs="Arial"/>
+            <w:noProof/>
+            <w:webHidden/>
+          </w:rPr>
+          <w:fldChar w:fldCharType="begin"/>
+        </w:r>
+        <w:r>
+          <w:rPr>
+            <w:rFonts w:ascii="Arial" w:hAnsi="Arial" w:cs="Arial"/>
+            <w:noProof/>
+            <w:webHidden/>
+          </w:rPr>
+          <w:instrText xml:space="preserve"> PAGEREF _Toc910000006 \h </w:instrText>
         </w:r>
         <w:r>
           <w:rPr>
@@ -20542,7 +21206,7 @@
         <w:rPr>
           <w:rFonts w:ascii="Arial" w:hAnsi="Arial" w:cs="Arial"/>
         </w:rPr>
-        <w:t>Deux points de vigilance antérieurs ont en revanche été levés en cours de projet. L'absence d'analyses de sécurité automatisées est aujourd'hui couverte par une chaîne DevSecOps complète. L'absence de dispositif de restauration éprouvé est couverte par des sauvegardes automatisées et une restauration outillée et transactionnelle (cf. Annexe S). Un diagnostic n'a de valeur que daté, et celui-ci l'est.</w:t>
+        <w:t>Deux points de vigilance antérieurs ont en revanche été levés en cours de projet. L'absence d'analyses de sécurité automatisées est aujourd'hui couverte par une chaîne DevSecOps complète. L'absence de dispositif de restauration éprouvé est couverte par des sauvegardes automatisées et une restauration outillée et transactionnelle (cf. Annexe U). Un diagnostic n'a de valeur que daté, et celui-ci l'est.</w:t>
       </w:r>
     </w:p>
     <w:p>
@@ -24477,7 +25141,7 @@
         <w:rPr>
           <w:rFonts w:ascii="Arial" w:hAnsi="Arial" w:cs="Arial"/>
         </w:rPr>
-        <w:t>, de sorte qu'une erreur annule intégralement l'opération, contrôle le schéma restauré, puis rétablit le nombre initial de répliques. Ce séquençage fait du plan de reprise une capacité vérifiable plutôt qu'une intention (cf. Annexe S).</w:t>
+        <w:t>, de sorte qu'une erreur annule intégralement l'opération, contrôle le schéma restauré, puis rétablit le nombre initial de répliques. Ce séquençage fait du plan de reprise une capacité vérifiable plutôt qu'une intention (cf. Annexe U).</w:t>
       </w:r>
     </w:p>
     <w:p>
@@ -25956,7 +26620,7 @@
         <w:rPr>
           <w:rFonts w:ascii="Arial" w:hAnsi="Arial" w:cs="Arial"/>
         </w:rPr>
-        <w:t xml:space="preserve"> (R5) est couverte par des sauvegardes toutes les six heures, versionnées, verrouillées par Object Lock, vérifiées par empreinte et restaurables par une chaîne outillée et transactionnelle (cf. Annexe S). La </w:t>
+        <w:t xml:space="preserve"> (R5) est couverte par des sauvegardes toutes les six heures, versionnées, verrouillées par Object Lock, vérifiées par empreinte et restaurables par une chaîne outillée et transactionnelle (cf. Annexe U). La </w:t>
       </w:r>
       <w:r>
         <w:rPr>
@@ -27514,7 +28178,7 @@
         <w:rPr>
           <w:rFonts w:ascii="Arial" w:hAnsi="Arial" w:cs="Arial"/>
         </w:rPr>
-        <w:t>, reliant chaque écran à ses flux de données et aux points d'accès de l'API (cf. Annexe F). Volontairement dépouillées de tout parti pris graphique, elles ont servi de support de validation fonctionnelle avec les parties prenantes avant tout développement, car discuter d'un agencement d'écran coûte quelques minutes sur une maquette et quelques jours sur du code.</w:t>
+        <w:t>, reliant chaque écran à ses flux de données et aux points d'accès de l'API (cf. Annexes F.1 et F.2). Volontairement dépouillées de tout parti pris graphique, elles ont servi de support de validation fonctionnelle avec les parties prenantes avant tout développement, car discuter d'un agencement d'écran coûte quelques minutes sur une maquette et quelques jours sur du code.</w:t>
       </w:r>
     </w:p>
     <w:p>
@@ -33128,7 +33792,7 @@
           <w:rFonts w:cs="Arial"/>
         </w:rPr>
         <w:lastRenderedPageBreak/>
-        <w:t>Annexe A, Cartographie du SI, 4 niveaux (métier, fonctionnel, applicatif, infrastructure) (BC1)</w:t>
+        <w:t>Annexe A, Cartographie du SI aux quatre niveaux fondamentaux (métier, fonctionnel, applicatif, infrastructure), support de l'analyse de risques (BC1, C4)</w:t>
       </w:r>
       <w:bookmarkEnd w:id="111"/>
       <w:bookmarkEnd w:id="112"/>
@@ -33169,7 +33833,7 @@
           <w:rFonts w:cs="Arial"/>
         </w:rPr>
         <w:lastRenderedPageBreak/>
-        <w:t>Annexe B, Topologie de l'infrastructure et du déploiement (BC4C)</w:t>
+        <w:t>Annexe B, Topologie de l'infrastructure matérielle, du réseau et du stockage, et chaîne de déploiement (BC1 C7, BC3 C21, BC4C C28)</w:t>
       </w:r>
       <w:bookmarkEnd w:id="113"/>
       <w:bookmarkEnd w:id="114"/>
@@ -33210,7 +33874,7 @@
           <w:rFonts w:cs="Arial"/>
         </w:rPr>
         <w:lastRenderedPageBreak/>
-        <w:t>Annexe C, Conteneurisation, services et segmentation réseau (Docker Swarm) (BC4C)</w:t>
+        <w:t>Annexe C, Conteneurisation, orchestration et scaling, segmentation réseau de la stack Docker Swarm (BC4C, C30)</w:t>
       </w:r>
       <w:bookmarkEnd w:id="115"/>
       <w:bookmarkEnd w:id="116"/>
@@ -33250,7 +33914,7 @@
           <w:rFonts w:cs="Arial"/>
         </w:rPr>
         <w:lastRenderedPageBreak/>
-        <w:t>Annexe D, Modèle Conceptuel de Données (MCD) (BC3)</w:t>
+        <w:t>Annexe D, Modèle Conceptuel de Données (MCD Merise), schéma de la base de données (BC2 C13, BC3 C21)</w:t>
       </w:r>
       <w:bookmarkEnd w:id="117"/>
       <w:bookmarkEnd w:id="118"/>
@@ -33276,7 +33940,7 @@
           <w:rFonts w:cs="Arial"/>
         </w:rPr>
         <w:lastRenderedPageBreak/>
-        <w:t>Annexe E, Modèle Logique de Données (MLD) (BC3)</w:t>
+        <w:t>Annexe E, Modèle Logique de Données (MLD relationnel), clés, contraintes et intégrité référentielle (BC2 C13, BC3 C21)</w:t>
       </w:r>
       <w:bookmarkEnd w:id="119"/>
       <w:bookmarkEnd w:id="120"/>
@@ -33295,971 +33959,21 @@
           <w:rFonts w:cs="Arial"/>
         </w:rPr>
       </w:pPr>
-      <w:bookmarkStart w:id="121" w:name="_Toc235471341"/>
-      <w:bookmarkStart w:id="122" w:name="_Toc235622814"/>
+      <w:bookmarkStart w:id="121" w:name="_Toc910000001"/>
       <w:r>
         <w:rPr>
           <w:rFonts w:cs="Arial"/>
         </w:rPr>
         <w:lastRenderedPageBreak/>
-        <w:t>Annexe G, Diagramme de cas d'utilisation (BC3)</w:t>
+        <w:t>Annexe E bis, Script SQL de création des tables, index partiels et contraintes d'intégrité (BC3, C21)</w:t>
       </w:r>
       <w:bookmarkEnd w:id="121"/>
-      <w:bookmarkEnd w:id="122"/>
-    </w:p>
-    <w:p>
-      <w:pPr>
-        <w:jc w:val="center"/>
-        <w:rPr>
-          <w:rFonts w:ascii="Arial" w:hAnsi="Arial" w:cs="Arial"/>
-        </w:rPr>
-      </w:pPr>
-    </w:p>
-    <w:p>
-      <w:pPr>
-        <w:rPr>
-          <w:rFonts w:ascii="Arial" w:hAnsi="Arial" w:cs="Arial"/>
-        </w:rPr>
-      </w:pPr>
-      <w:r>
-        <w:rPr>
-          <w:rFonts w:ascii="Arial" w:hAnsi="Arial" w:cs="Arial"/>
+      <w:r>
+        <w:rPr>
+          <w:rFonts w:cs="Arial"/>
         </w:rPr>
         <w:br w:type="page"/>
       </w:r>
-    </w:p>
-    <w:p>
-      <w:pPr>
-        <w:pStyle w:val="Titre2"/>
-        <w:spacing w:line="360" w:lineRule="auto"/>
-        <w:rPr>
-          <w:rFonts w:cs="Arial"/>
-        </w:rPr>
-      </w:pPr>
-      <w:bookmarkStart w:id="123" w:name="_Toc235471342"/>
-      <w:bookmarkStart w:id="124" w:name="_Toc235622815"/>
-      <w:r>
-        <w:rPr>
-          <w:rFonts w:cs="Arial"/>
-        </w:rPr>
-        <w:lastRenderedPageBreak/>
-        <w:t>Annexe H, Diagramme de classes (backend) (BC3)</w:t>
-      </w:r>
-      <w:bookmarkEnd w:id="123"/>
-      <w:bookmarkEnd w:id="124"/>
-    </w:p>
-    <w:p>
-      <w:pPr>
-        <w:rPr>
-          <w:rFonts w:ascii="Arial" w:hAnsi="Arial" w:cs="Arial"/>
-        </w:rPr>
-      </w:pPr>
-      <w:r>
-        <w:rPr>
-          <w:rFonts w:ascii="Arial" w:hAnsi="Arial" w:cs="Arial"/>
-        </w:rPr>
-        <w:br w:type="page"/>
-      </w:r>
-    </w:p>
-    <w:p>
-      <w:pPr>
-        <w:pStyle w:val="Titre2"/>
-        <w:spacing w:line="360" w:lineRule="auto"/>
-        <w:rPr>
-          <w:rFonts w:cs="Arial"/>
-        </w:rPr>
-      </w:pPr>
-      <w:bookmarkStart w:id="125" w:name="_Toc235471343"/>
-      <w:bookmarkStart w:id="126" w:name="_Toc235622816"/>
-      <w:r>
-        <w:rPr>
-          <w:rFonts w:cs="Arial"/>
-        </w:rPr>
-        <w:lastRenderedPageBreak/>
-        <w:t>Annexe I.1, Séquence, téléversement d'un média (BC3)</w:t>
-      </w:r>
-      <w:bookmarkEnd w:id="125"/>
-      <w:bookmarkEnd w:id="126"/>
-    </w:p>
-    <w:p>
-      <w:pPr>
-        <w:jc w:val="center"/>
-        <w:rPr>
-          <w:rFonts w:ascii="Arial" w:hAnsi="Arial" w:cs="Arial"/>
-        </w:rPr>
-      </w:pPr>
-    </w:p>
-    <w:p>
-      <w:pPr>
-        <w:rPr>
-          <w:rFonts w:ascii="Arial" w:hAnsi="Arial" w:cs="Arial"/>
-        </w:rPr>
-      </w:pPr>
-      <w:r>
-        <w:rPr>
-          <w:rFonts w:ascii="Arial" w:hAnsi="Arial" w:cs="Arial"/>
-        </w:rPr>
-        <w:br w:type="page"/>
-      </w:r>
-    </w:p>
-    <w:p>
-      <w:pPr>
-        <w:pStyle w:val="Titre2"/>
-        <w:spacing w:line="360" w:lineRule="auto"/>
-        <w:rPr>
-          <w:rFonts w:cs="Arial"/>
-        </w:rPr>
-      </w:pPr>
-      <w:bookmarkStart w:id="127" w:name="_Toc235471344"/>
-      <w:bookmarkStart w:id="128" w:name="_Toc235622817"/>
-      <w:r>
-        <w:rPr>
-          <w:rFonts w:cs="Arial"/>
-        </w:rPr>
-        <w:lastRenderedPageBreak/>
-        <w:t>Annexe I.2, Séquence, publication / partage (BC3)</w:t>
-      </w:r>
-      <w:bookmarkEnd w:id="127"/>
-      <w:bookmarkEnd w:id="128"/>
-    </w:p>
-    <w:p>
-      <w:pPr>
-        <w:jc w:val="center"/>
-        <w:rPr>
-          <w:rFonts w:ascii="Arial" w:hAnsi="Arial" w:cs="Arial"/>
-        </w:rPr>
-      </w:pPr>
-    </w:p>
-    <w:p>
-      <w:pPr>
-        <w:rPr>
-          <w:rFonts w:ascii="Arial" w:hAnsi="Arial" w:cs="Arial"/>
-        </w:rPr>
-      </w:pPr>
-      <w:r>
-        <w:rPr>
-          <w:rFonts w:ascii="Arial" w:hAnsi="Arial" w:cs="Arial"/>
-        </w:rPr>
-        <w:br w:type="page"/>
-      </w:r>
-    </w:p>
-    <w:p>
-      <w:pPr>
-        <w:pStyle w:val="Titre2"/>
-        <w:spacing w:line="360" w:lineRule="auto"/>
-        <w:rPr>
-          <w:rFonts w:cs="Arial"/>
-        </w:rPr>
-      </w:pPr>
-      <w:bookmarkStart w:id="129" w:name="_Toc235471345"/>
-      <w:bookmarkStart w:id="130" w:name="_Toc235622818"/>
-      <w:r>
-        <w:rPr>
-          <w:rFonts w:cs="Arial"/>
-        </w:rPr>
-        <w:lastRenderedPageBreak/>
-        <w:t>Annexe I.3, Séquence, session sécurisée (connexion) (BC3)</w:t>
-      </w:r>
-      <w:bookmarkEnd w:id="129"/>
-      <w:bookmarkEnd w:id="130"/>
-    </w:p>
-    <w:p>
-      <w:pPr>
-        <w:jc w:val="center"/>
-        <w:rPr>
-          <w:rFonts w:ascii="Arial" w:hAnsi="Arial" w:cs="Arial"/>
-        </w:rPr>
-      </w:pPr>
-    </w:p>
-    <w:p>
-      <w:pPr>
-        <w:rPr>
-          <w:rFonts w:ascii="Arial" w:hAnsi="Arial" w:cs="Arial"/>
-        </w:rPr>
-      </w:pPr>
-      <w:r>
-        <w:rPr>
-          <w:rFonts w:ascii="Arial" w:hAnsi="Arial" w:cs="Arial"/>
-        </w:rPr>
-        <w:br w:type="page"/>
-      </w:r>
-    </w:p>
-    <w:p>
-      <w:pPr>
-        <w:pStyle w:val="Titre2"/>
-        <w:spacing w:line="360" w:lineRule="auto"/>
-        <w:rPr>
-          <w:rFonts w:cs="Arial"/>
-        </w:rPr>
-      </w:pPr>
-      <w:bookmarkStart w:id="131" w:name="_Toc235622819"/>
-      <w:bookmarkStart w:id="132" w:name="_Toc235471346"/>
-      <w:r>
-        <w:rPr>
-          <w:rFonts w:cs="Arial"/>
-        </w:rPr>
-        <w:lastRenderedPageBreak/>
-        <w:t>Annexe J, Journal des décisions d'architecture (ADR) (BC1)</w:t>
-      </w:r>
-      <w:bookmarkEnd w:id="131"/>
-    </w:p>
-    <w:p>
-      <w:pPr>
-        <w:pStyle w:val="Titre2"/>
-        <w:spacing w:line="360" w:lineRule="auto"/>
-        <w:rPr>
-          <w:rFonts w:cs="Arial"/>
-        </w:rPr>
-      </w:pPr>
-    </w:p>
-    <w:p>
-      <w:pPr>
-        <w:pStyle w:val="Titre2"/>
-        <w:spacing w:line="360" w:lineRule="auto"/>
-        <w:rPr>
-          <w:rFonts w:cs="Arial"/>
-        </w:rPr>
-      </w:pPr>
-    </w:p>
-    <w:p>
-      <w:pPr>
-        <w:pStyle w:val="Titre2"/>
-        <w:spacing w:line="360" w:lineRule="auto"/>
-        <w:rPr>
-          <w:rFonts w:cs="Arial"/>
-        </w:rPr>
-      </w:pPr>
-    </w:p>
-    <w:p>
-      <w:pPr>
-        <w:pStyle w:val="Titre2"/>
-        <w:spacing w:line="360" w:lineRule="auto"/>
-        <w:rPr>
-          <w:rFonts w:cs="Arial"/>
-        </w:rPr>
-      </w:pPr>
-    </w:p>
-    <w:p>
-      <w:pPr>
-        <w:pStyle w:val="Titre2"/>
-        <w:spacing w:line="360" w:lineRule="auto"/>
-        <w:rPr>
-          <w:rFonts w:cs="Arial"/>
-        </w:rPr>
-      </w:pPr>
-    </w:p>
-    <w:p>
-      <w:pPr>
-        <w:pStyle w:val="Titre2"/>
-        <w:spacing w:line="360" w:lineRule="auto"/>
-        <w:rPr>
-          <w:rFonts w:cs="Arial"/>
-        </w:rPr>
-      </w:pPr>
-    </w:p>
-    <w:p>
-      <w:pPr>
-        <w:pStyle w:val="Titre2"/>
-        <w:spacing w:line="360" w:lineRule="auto"/>
-        <w:rPr>
-          <w:rFonts w:cs="Arial"/>
-        </w:rPr>
-      </w:pPr>
-    </w:p>
-    <w:p>
-      <w:pPr>
-        <w:pStyle w:val="Titre2"/>
-        <w:spacing w:line="360" w:lineRule="auto"/>
-        <w:rPr>
-          <w:rFonts w:cs="Arial"/>
-        </w:rPr>
-      </w:pPr>
-    </w:p>
-    <w:p>
-      <w:pPr>
-        <w:pStyle w:val="Titre2"/>
-        <w:spacing w:line="360" w:lineRule="auto"/>
-        <w:rPr>
-          <w:rFonts w:cs="Arial"/>
-        </w:rPr>
-      </w:pPr>
-    </w:p>
-    <w:p>
-      <w:pPr>
-        <w:pStyle w:val="Titre2"/>
-        <w:spacing w:line="360" w:lineRule="auto"/>
-        <w:rPr>
-          <w:rFonts w:cs="Arial"/>
-        </w:rPr>
-      </w:pPr>
-    </w:p>
-    <w:p>
-      <w:pPr>
-        <w:pStyle w:val="Titre2"/>
-        <w:spacing w:line="360" w:lineRule="auto"/>
-        <w:rPr>
-          <w:rFonts w:cs="Arial"/>
-        </w:rPr>
-      </w:pPr>
-    </w:p>
-    <w:p>
-      <w:pPr>
-        <w:pStyle w:val="Titre2"/>
-        <w:spacing w:line="360" w:lineRule="auto"/>
-        <w:rPr>
-          <w:rFonts w:cs="Arial"/>
-        </w:rPr>
-      </w:pPr>
-    </w:p>
-    <w:p>
-      <w:pPr>
-        <w:pStyle w:val="Titre2"/>
-        <w:spacing w:line="360" w:lineRule="auto"/>
-        <w:rPr>
-          <w:rFonts w:cs="Arial"/>
-        </w:rPr>
-      </w:pPr>
-    </w:p>
-    <w:p>
-      <w:pPr>
-        <w:pStyle w:val="Titre2"/>
-        <w:spacing w:line="360" w:lineRule="auto"/>
-        <w:rPr>
-          <w:rFonts w:cs="Arial"/>
-        </w:rPr>
-      </w:pPr>
-    </w:p>
-    <w:p>
-      <w:pPr>
-        <w:pStyle w:val="Titre2"/>
-        <w:spacing w:line="360" w:lineRule="auto"/>
-        <w:rPr>
-          <w:rFonts w:cs="Arial"/>
-        </w:rPr>
-      </w:pPr>
-    </w:p>
-    <w:p>
-      <w:pPr>
-        <w:pStyle w:val="Titre2"/>
-        <w:spacing w:line="360" w:lineRule="auto"/>
-        <w:rPr>
-          <w:rFonts w:cs="Arial"/>
-        </w:rPr>
-      </w:pPr>
-    </w:p>
-    <w:p>
-      <w:pPr>
-        <w:pStyle w:val="Titre2"/>
-        <w:spacing w:line="360" w:lineRule="auto"/>
-        <w:rPr>
-          <w:rFonts w:cs="Arial"/>
-        </w:rPr>
-      </w:pPr>
-    </w:p>
-    <w:p>
-      <w:pPr>
-        <w:pStyle w:val="Titre2"/>
-        <w:spacing w:line="360" w:lineRule="auto"/>
-        <w:rPr>
-          <w:rFonts w:cs="Arial"/>
-        </w:rPr>
-      </w:pPr>
-    </w:p>
-    <w:p>
-      <w:pPr>
-        <w:pStyle w:val="Titre2"/>
-        <w:spacing w:line="360" w:lineRule="auto"/>
-        <w:rPr>
-          <w:rFonts w:cs="Arial"/>
-        </w:rPr>
-      </w:pPr>
-      <w:bookmarkStart w:id="133" w:name="_Toc235622820"/>
-      <w:r>
-        <w:rPr>
-          <w:rFonts w:cs="Arial"/>
-        </w:rPr>
-        <w:lastRenderedPageBreak/>
-        <w:t>Annexe K, Pipeline CI/CD (chaîne de déploiement SaaS) (BC4C)</w:t>
-      </w:r>
-      <w:bookmarkEnd w:id="132"/>
-      <w:bookmarkEnd w:id="133"/>
-    </w:p>
-    <w:p>
-      <w:pPr>
-        <w:jc w:val="center"/>
-        <w:rPr>
-          <w:rFonts w:ascii="Arial" w:hAnsi="Arial" w:cs="Arial"/>
-        </w:rPr>
-      </w:pPr>
-      <w:r>
-        <w:rPr>
-          <w:rFonts w:ascii="Arial" w:hAnsi="Arial" w:cs="Arial"/>
-        </w:rPr>
-        <w:br w:type="page"/>
-      </w:r>
-    </w:p>
-    <w:p>
-      <w:pPr>
-        <w:pStyle w:val="Titre2"/>
-        <w:spacing w:line="360" w:lineRule="auto"/>
-        <w:rPr>
-          <w:rFonts w:cs="Arial"/>
-        </w:rPr>
-      </w:pPr>
-      <w:bookmarkStart w:id="134" w:name="_Toc235471347"/>
-      <w:bookmarkStart w:id="135" w:name="_Toc235622821"/>
-      <w:r>
-        <w:rPr>
-          <w:rFonts w:cs="Arial"/>
-        </w:rPr>
-        <w:lastRenderedPageBreak/>
-        <w:t>Annexe L, Work Breakdown Structure (WBS) (BC2)</w:t>
-      </w:r>
-      <w:bookmarkEnd w:id="134"/>
-      <w:bookmarkEnd w:id="135"/>
-    </w:p>
-    <w:p>
-      <w:pPr>
-        <w:rPr>
-          <w:rFonts w:ascii="Arial" w:hAnsi="Arial" w:cs="Arial"/>
-        </w:rPr>
-      </w:pPr>
-      <w:r>
-        <w:rPr>
-          <w:rFonts w:ascii="Arial" w:hAnsi="Arial" w:cs="Arial"/>
-        </w:rPr>
-        <w:br w:type="page"/>
-      </w:r>
-    </w:p>
-    <w:p>
-      <w:pPr>
-        <w:pStyle w:val="Titre2"/>
-        <w:spacing w:line="360" w:lineRule="auto"/>
-        <w:rPr>
-          <w:rFonts w:cs="Arial"/>
-        </w:rPr>
-      </w:pPr>
-      <w:bookmarkStart w:id="136" w:name="_Toc235471348"/>
-      <w:bookmarkStart w:id="137" w:name="_Toc235622822"/>
-      <w:r>
-        <w:rPr>
-          <w:rFonts w:cs="Arial"/>
-        </w:rPr>
-        <w:lastRenderedPageBreak/>
-        <w:t>Annexe M, Diagramme PERT et chemin critique (BC2)</w:t>
-      </w:r>
-      <w:bookmarkEnd w:id="136"/>
-      <w:bookmarkEnd w:id="137"/>
-    </w:p>
-    <w:p>
-      <w:pPr>
-        <w:rPr>
-          <w:rFonts w:ascii="Arial" w:hAnsi="Arial" w:cs="Arial"/>
-        </w:rPr>
-      </w:pPr>
-      <w:r>
-        <w:rPr>
-          <w:rFonts w:ascii="Arial" w:hAnsi="Arial" w:cs="Arial"/>
-        </w:rPr>
-        <w:br w:type="page"/>
-      </w:r>
-    </w:p>
-    <w:p>
-      <w:pPr>
-        <w:pStyle w:val="Titre2"/>
-        <w:spacing w:line="360" w:lineRule="auto"/>
-        <w:rPr>
-          <w:rFonts w:cs="Arial"/>
-        </w:rPr>
-      </w:pPr>
-      <w:bookmarkStart w:id="138" w:name="_Toc235471349"/>
-      <w:bookmarkStart w:id="139" w:name="_Toc235622823"/>
-      <w:r>
-        <w:rPr>
-          <w:rFonts w:cs="Arial"/>
-        </w:rPr>
-        <w:lastRenderedPageBreak/>
-        <w:t>Annexe N, Planning (diagramme de Gantt) (BC2)</w:t>
-      </w:r>
-      <w:bookmarkEnd w:id="138"/>
-      <w:bookmarkEnd w:id="139"/>
-    </w:p>
-    <w:p>
-      <w:pPr>
-        <w:jc w:val="center"/>
-        <w:rPr>
-          <w:rFonts w:ascii="Arial" w:hAnsi="Arial" w:cs="Arial"/>
-        </w:rPr>
-      </w:pPr>
-      <w:r>
-        <w:rPr>
-          <w:rFonts w:ascii="Arial" w:hAnsi="Arial" w:cs="Arial"/>
-        </w:rPr>
-        <w:br w:type="page"/>
-      </w:r>
-    </w:p>
-    <w:p>
-      <w:pPr>
-        <w:pStyle w:val="Titre2"/>
-        <w:spacing w:line="360" w:lineRule="auto"/>
-        <w:rPr>
-          <w:rFonts w:cs="Arial"/>
-        </w:rPr>
-      </w:pPr>
-      <w:bookmarkStart w:id="140" w:name="_Toc235471350"/>
-      <w:bookmarkStart w:id="141" w:name="_Toc235622824"/>
-      <w:r>
-        <w:rPr>
-          <w:rFonts w:cs="Arial"/>
-        </w:rPr>
-        <w:lastRenderedPageBreak/>
-        <w:t>Annexe O, Matrice des risques (probabilité / impact) (BC2)</w:t>
-      </w:r>
-      <w:bookmarkEnd w:id="140"/>
-      <w:bookmarkEnd w:id="141"/>
-    </w:p>
-    <w:p>
-      <w:pPr>
-        <w:pStyle w:val="Titre2"/>
-        <w:spacing w:line="360" w:lineRule="auto"/>
-        <w:rPr>
-          <w:rFonts w:cs="Arial"/>
-        </w:rPr>
-      </w:pPr>
-      <w:r>
-        <w:rPr>
-          <w:rFonts w:cs="Arial"/>
-        </w:rPr>
-        <w:br w:type="page"/>
-      </w:r>
-    </w:p>
-    <w:p>
-      <w:pPr>
-        <w:pStyle w:val="Titre2"/>
-        <w:spacing w:line="360" w:lineRule="auto"/>
-        <w:rPr>
-          <w:rFonts w:cs="Arial"/>
-        </w:rPr>
-      </w:pPr>
-      <w:bookmarkStart w:id="142" w:name="_Toc235471351"/>
-      <w:bookmarkStart w:id="143" w:name="_Toc235622825"/>
-      <w:r>
-        <w:rPr>
-          <w:rFonts w:cs="Arial"/>
-        </w:rPr>
-        <w:lastRenderedPageBreak/>
-        <w:t>Annexe P, Architecture de la supervision et de l'observabilité (BC4C)</w:t>
-      </w:r>
-      <w:bookmarkEnd w:id="142"/>
-      <w:bookmarkEnd w:id="143"/>
-    </w:p>
-    <w:p>
-      <w:pPr>
-        <w:jc w:val="center"/>
-        <w:rPr>
-          <w:rFonts w:ascii="Arial" w:hAnsi="Arial" w:cs="Arial"/>
-        </w:rPr>
-      </w:pPr>
-    </w:p>
-    <w:p>
-      <w:pPr>
-        <w:rPr>
-          <w:rFonts w:ascii="Arial" w:hAnsi="Arial" w:cs="Arial"/>
-        </w:rPr>
-      </w:pPr>
-    </w:p>
-    <w:p>
-      <w:pPr>
-        <w:rPr>
-          <w:rFonts w:ascii="Arial" w:hAnsi="Arial" w:cs="Arial"/>
-        </w:rPr>
-      </w:pPr>
-    </w:p>
-    <w:p>
-      <w:pPr>
-        <w:rPr>
-          <w:rFonts w:ascii="Arial" w:hAnsi="Arial" w:cs="Arial"/>
-        </w:rPr>
-      </w:pPr>
-    </w:p>
-    <w:p>
-      <w:pPr>
-        <w:rPr>
-          <w:rFonts w:ascii="Arial" w:hAnsi="Arial" w:cs="Arial"/>
-        </w:rPr>
-      </w:pPr>
-    </w:p>
-    <w:p>
-      <w:pPr>
-        <w:rPr>
-          <w:rFonts w:ascii="Arial" w:hAnsi="Arial" w:cs="Arial"/>
-        </w:rPr>
-      </w:pPr>
-    </w:p>
-    <w:p>
-      <w:pPr>
-        <w:rPr>
-          <w:rFonts w:ascii="Arial" w:hAnsi="Arial" w:cs="Arial"/>
-        </w:rPr>
-      </w:pPr>
-    </w:p>
-    <w:p>
-      <w:pPr>
-        <w:rPr>
-          <w:rFonts w:ascii="Arial" w:hAnsi="Arial" w:cs="Arial"/>
-        </w:rPr>
-      </w:pPr>
-    </w:p>
-    <w:p>
-      <w:pPr>
-        <w:rPr>
-          <w:rFonts w:ascii="Arial" w:hAnsi="Arial" w:cs="Arial"/>
-        </w:rPr>
-      </w:pPr>
-    </w:p>
-    <w:p>
-      <w:pPr>
-        <w:rPr>
-          <w:rFonts w:ascii="Arial" w:hAnsi="Arial" w:cs="Arial"/>
-        </w:rPr>
-      </w:pPr>
-    </w:p>
-    <w:p>
-      <w:pPr>
-        <w:rPr>
-          <w:rFonts w:ascii="Arial" w:hAnsi="Arial" w:cs="Arial"/>
-        </w:rPr>
-      </w:pPr>
-    </w:p>
-    <w:p>
-      <w:pPr>
-        <w:rPr>
-          <w:rFonts w:ascii="Arial" w:hAnsi="Arial" w:cs="Arial"/>
-        </w:rPr>
-      </w:pPr>
-    </w:p>
-    <w:p>
-      <w:pPr>
-        <w:rPr>
-          <w:rFonts w:ascii="Arial" w:hAnsi="Arial" w:cs="Arial"/>
-        </w:rPr>
-      </w:pPr>
-    </w:p>
-    <w:p>
-      <w:pPr>
-        <w:rPr>
-          <w:rFonts w:ascii="Arial" w:hAnsi="Arial" w:cs="Arial"/>
-        </w:rPr>
-      </w:pPr>
-    </w:p>
-    <w:p>
-      <w:pPr>
-        <w:rPr>
-          <w:rFonts w:ascii="Arial" w:hAnsi="Arial" w:cs="Arial"/>
-        </w:rPr>
-      </w:pPr>
-    </w:p>
-    <w:p>
-      <w:pPr>
-        <w:rPr>
-          <w:rFonts w:ascii="Arial" w:hAnsi="Arial" w:cs="Arial"/>
-        </w:rPr>
-      </w:pPr>
-    </w:p>
-    <w:p>
-      <w:pPr>
-        <w:rPr>
-          <w:rFonts w:ascii="Arial" w:hAnsi="Arial" w:cs="Arial"/>
-        </w:rPr>
-      </w:pPr>
-    </w:p>
-    <w:p>
-      <w:pPr>
-        <w:rPr>
-          <w:rFonts w:ascii="Arial" w:hAnsi="Arial" w:cs="Arial"/>
-        </w:rPr>
-      </w:pPr>
-    </w:p>
-    <w:p>
-      <w:pPr>
-        <w:rPr>
-          <w:rFonts w:ascii="Arial" w:hAnsi="Arial" w:cs="Arial"/>
-        </w:rPr>
-      </w:pPr>
-    </w:p>
-    <w:p>
-      <w:pPr>
-        <w:rPr>
-          <w:rFonts w:ascii="Arial" w:hAnsi="Arial" w:cs="Arial"/>
-        </w:rPr>
-      </w:pPr>
-    </w:p>
-    <w:p>
-      <w:pPr>
-        <w:rPr>
-          <w:rFonts w:ascii="Arial" w:hAnsi="Arial" w:cs="Arial"/>
-        </w:rPr>
-      </w:pPr>
-    </w:p>
-    <w:p>
-      <w:pPr>
-        <w:rPr>
-          <w:rFonts w:ascii="Arial" w:hAnsi="Arial" w:cs="Arial"/>
-        </w:rPr>
-      </w:pPr>
-    </w:p>
-    <w:p>
-      <w:pPr>
-        <w:rPr>
-          <w:rFonts w:ascii="Arial" w:hAnsi="Arial" w:cs="Arial"/>
-        </w:rPr>
-      </w:pPr>
-    </w:p>
-    <w:p>
-      <w:pPr>
-        <w:rPr>
-          <w:rFonts w:ascii="Arial" w:hAnsi="Arial" w:cs="Arial"/>
-        </w:rPr>
-      </w:pPr>
-    </w:p>
-    <w:p>
-      <w:pPr>
-        <w:pStyle w:val="Titre2"/>
-        <w:spacing w:line="360" w:lineRule="auto"/>
-        <w:rPr>
-          <w:rFonts w:cs="Arial"/>
-        </w:rPr>
-      </w:pPr>
-      <w:bookmarkStart w:id="144" w:name="_Toc235622826"/>
-      <w:r>
-        <w:rPr>
-          <w:rFonts w:cs="Arial"/>
-        </w:rPr>
-        <w:lastRenderedPageBreak/>
-        <w:t>Annexe Q, Contrat d'interface (</w:t>
-      </w:r>
-      <w:proofErr w:type="spellStart"/>
-      <w:r>
-        <w:rPr>
-          <w:rFonts w:cs="Arial"/>
-        </w:rPr>
-        <w:t>OpenAPI</w:t>
-      </w:r>
-      <w:proofErr w:type="spellEnd"/>
-      <w:r>
-        <w:rPr>
-          <w:rFonts w:cs="Arial"/>
-        </w:rPr>
-        <w:t xml:space="preserve"> / Swagger) (BC3)</w:t>
-      </w:r>
-      <w:bookmarkEnd w:id="144"/>
-    </w:p>
-    <w:p>
-      <w:pPr>
-        <w:rPr>
-          <w:rFonts w:ascii="Arial" w:hAnsi="Arial" w:cs="Arial"/>
-        </w:rPr>
-      </w:pPr>
-    </w:p>
-    <w:p>
-      <w:pPr>
-        <w:rPr>
-          <w:rFonts w:ascii="Arial" w:hAnsi="Arial" w:cs="Arial"/>
-        </w:rPr>
-      </w:pPr>
-    </w:p>
-    <w:p>
-      <w:pPr>
-        <w:rPr>
-          <w:rFonts w:ascii="Arial" w:hAnsi="Arial" w:cs="Arial"/>
-        </w:rPr>
-      </w:pPr>
-    </w:p>
-    <w:p>
-      <w:pPr>
-        <w:rPr>
-          <w:rFonts w:ascii="Arial" w:hAnsi="Arial" w:cs="Arial"/>
-        </w:rPr>
-      </w:pPr>
-    </w:p>
-    <w:p>
-      <w:pPr>
-        <w:rPr>
-          <w:rFonts w:ascii="Arial" w:hAnsi="Arial" w:cs="Arial"/>
-        </w:rPr>
-      </w:pPr>
-    </w:p>
-    <w:p>
-      <w:pPr>
-        <w:rPr>
-          <w:rFonts w:ascii="Arial" w:hAnsi="Arial" w:cs="Arial"/>
-        </w:rPr>
-      </w:pPr>
-    </w:p>
-    <w:p>
-      <w:pPr>
-        <w:rPr>
-          <w:rFonts w:ascii="Arial" w:hAnsi="Arial" w:cs="Arial"/>
-        </w:rPr>
-      </w:pPr>
-    </w:p>
-    <w:p>
-      <w:pPr>
-        <w:rPr>
-          <w:rFonts w:ascii="Arial" w:hAnsi="Arial" w:cs="Arial"/>
-        </w:rPr>
-      </w:pPr>
-    </w:p>
-    <w:p>
-      <w:pPr>
-        <w:rPr>
-          <w:rFonts w:ascii="Arial" w:hAnsi="Arial" w:cs="Arial"/>
-        </w:rPr>
-      </w:pPr>
-    </w:p>
-    <w:p>
-      <w:pPr>
-        <w:rPr>
-          <w:rFonts w:ascii="Arial" w:hAnsi="Arial" w:cs="Arial"/>
-        </w:rPr>
-      </w:pPr>
-    </w:p>
-    <w:p>
-      <w:pPr>
-        <w:rPr>
-          <w:rFonts w:ascii="Arial" w:hAnsi="Arial" w:cs="Arial"/>
-        </w:rPr>
-      </w:pPr>
-    </w:p>
-    <w:p>
-      <w:pPr>
-        <w:rPr>
-          <w:rFonts w:ascii="Arial" w:hAnsi="Arial" w:cs="Arial"/>
-        </w:rPr>
-      </w:pPr>
-    </w:p>
-    <w:p>
-      <w:pPr>
-        <w:rPr>
-          <w:rFonts w:ascii="Arial" w:hAnsi="Arial" w:cs="Arial"/>
-        </w:rPr>
-      </w:pPr>
-    </w:p>
-    <w:p>
-      <w:pPr>
-        <w:rPr>
-          <w:rFonts w:ascii="Arial" w:hAnsi="Arial" w:cs="Arial"/>
-        </w:rPr>
-      </w:pPr>
-    </w:p>
-    <w:p>
-      <w:pPr>
-        <w:rPr>
-          <w:rFonts w:ascii="Arial" w:hAnsi="Arial" w:cs="Arial"/>
-        </w:rPr>
-      </w:pPr>
-    </w:p>
-    <w:p>
-      <w:pPr>
-        <w:rPr>
-          <w:rFonts w:ascii="Arial" w:hAnsi="Arial" w:cs="Arial"/>
-        </w:rPr>
-      </w:pPr>
-    </w:p>
-    <w:p>
-      <w:pPr>
-        <w:rPr>
-          <w:rFonts w:ascii="Arial" w:hAnsi="Arial" w:cs="Arial"/>
-        </w:rPr>
-      </w:pPr>
-    </w:p>
-    <w:p>
-      <w:pPr>
-        <w:rPr>
-          <w:rFonts w:ascii="Arial" w:hAnsi="Arial" w:cs="Arial"/>
-        </w:rPr>
-      </w:pPr>
-    </w:p>
-    <w:p>
-      <w:pPr>
-        <w:rPr>
-          <w:rFonts w:ascii="Arial" w:hAnsi="Arial" w:cs="Arial"/>
-        </w:rPr>
-      </w:pPr>
-    </w:p>
-    <w:p>
-      <w:pPr>
-        <w:rPr>
-          <w:rFonts w:ascii="Arial" w:hAnsi="Arial" w:cs="Arial"/>
-        </w:rPr>
-      </w:pPr>
-    </w:p>
-    <w:p>
-      <w:pPr>
-        <w:rPr>
-          <w:rFonts w:ascii="Arial" w:hAnsi="Arial" w:cs="Arial"/>
-        </w:rPr>
-      </w:pPr>
-    </w:p>
-    <w:p>
-      <w:pPr>
-        <w:rPr>
-          <w:rFonts w:ascii="Arial" w:hAnsi="Arial" w:cs="Arial"/>
-        </w:rPr>
-      </w:pPr>
-    </w:p>
-    <w:p>
-      <w:pPr>
-        <w:rPr>
-          <w:rFonts w:ascii="Arial" w:hAnsi="Arial" w:cs="Arial"/>
-        </w:rPr>
-      </w:pPr>
-    </w:p>
-    <w:p>
-      <w:pPr>
-        <w:rPr>
-          <w:rFonts w:ascii="Arial" w:hAnsi="Arial" w:cs="Arial"/>
-        </w:rPr>
-      </w:pPr>
-    </w:p>
-    <w:p>
-      <w:pPr>
-        <w:rPr>
-          <w:rFonts w:ascii="Arial" w:hAnsi="Arial" w:cs="Arial"/>
-        </w:rPr>
-      </w:pPr>
-    </w:p>
-    <w:p>
-      <w:pPr>
-        <w:pStyle w:val="Titre2"/>
-        <w:spacing w:line="360" w:lineRule="auto"/>
-        <w:rPr>
-          <w:rFonts w:cs="Arial"/>
-        </w:rPr>
-      </w:pPr>
-      <w:bookmarkStart w:id="145" w:name="_Toc235622827"/>
-      <w:r>
-        <w:rPr>
-          <w:rFonts w:cs="Arial"/>
-        </w:rPr>
-        <w:lastRenderedPageBreak/>
-        <w:t>Annexe R, Cartographie ISO/IEC 27001 &amp; RGPD (BC4C)</w:t>
-      </w:r>
-      <w:bookmarkEnd w:id="145"/>
-    </w:p>
-    <w:p>
-      <w:pPr>
-        <w:rPr>
-          <w:rFonts w:ascii="Arial" w:hAnsi="Arial" w:cs="Arial"/>
-        </w:rPr>
-      </w:pPr>
-    </w:p>
-    <w:p>
-      <w:pPr>
-        <w:rPr>
-          <w:rFonts w:ascii="Arial" w:hAnsi="Arial" w:cs="Arial"/>
-        </w:rPr>
-      </w:pPr>
     </w:p>
     <w:p>
       <w:pPr>
@@ -34270,16 +33984,15 @@
           <w:rFonts w:cs="Arial"/>
         </w:rPr>
       </w:pPr>
-      <w:bookmarkStart w:id="146" w:name="_Toc235622828"/>
+      <w:bookmarkStart w:id="122" w:name="_Toc235622829"/>
       <w:r>
         <w:rPr>
           <w:rFonts w:cs="Arial"/>
-          <w:noProof/>
         </w:rPr>
         <w:lastRenderedPageBreak/>
-        <w:t>Annexe S, Chaîne DevSecOps et plan de reprise d'activité (BC4C)</w:t>
-      </w:r>
-      <w:bookmarkEnd w:id="146"/>
+        <w:t>Annexe F.1, Maquettes (wireframes) des interfaces utilisateur et design system (BC2 C11, BC3 C21)</w:t>
+      </w:r>
+      <w:bookmarkEnd w:id="122"/>
     </w:p>
     <w:p>
       <w:pPr>
@@ -34297,22 +34010,612 @@
           <w:rFonts w:cs="Arial"/>
         </w:rPr>
       </w:pPr>
-      <w:bookmarkStart w:id="147" w:name="_Toc235622829"/>
+      <w:bookmarkStart w:id="123" w:name="_Toc900000001"/>
       <w:r>
         <w:rPr>
           <w:rFonts w:cs="Arial"/>
         </w:rPr>
         <w:lastRenderedPageBreak/>
-        <w:t>Annexe F, Maquettes des interfaces et flux de données (BC3)</w:t>
-      </w:r>
-      <w:bookmarkEnd w:id="147"/>
-    </w:p>
-    <w:p>
-      <w:pPr>
-        <w:rPr>
-          <w:rFonts w:ascii="Arial" w:hAnsi="Arial" w:cs="Arial"/>
-        </w:rPr>
-      </w:pPr>
+        <w:t>Annexe F.2, Diagramme des flux de données par module et traitement des données personnelles (BC3 C21, BC4C C29)</w:t>
+      </w:r>
+      <w:bookmarkEnd w:id="123"/>
+    </w:p>
+    <w:p>
+      <w:pPr>
+        <w:pStyle w:val="Titre2"/>
+        <w:spacing w:line="360" w:lineRule="auto"/>
+        <w:rPr>
+          <w:rFonts w:cs="Arial"/>
+        </w:rPr>
+      </w:pPr>
+      <w:bookmarkStart w:id="124" w:name="_Toc235471341"/>
+      <w:bookmarkStart w:id="125" w:name="_Toc235622814"/>
+    </w:p>
+    <w:p>
+      <w:pPr>
+        <w:pStyle w:val="Titre2"/>
+        <w:spacing w:line="360" w:lineRule="auto"/>
+        <w:rPr>
+          <w:rFonts w:cs="Arial"/>
+        </w:rPr>
+      </w:pPr>
+    </w:p>
+    <w:p>
+      <w:pPr>
+        <w:pStyle w:val="Titre2"/>
+        <w:spacing w:line="360" w:lineRule="auto"/>
+        <w:rPr>
+          <w:rFonts w:cs="Arial"/>
+        </w:rPr>
+      </w:pPr>
+    </w:p>
+    <w:p>
+      <w:pPr>
+        <w:pStyle w:val="Titre2"/>
+        <w:spacing w:line="360" w:lineRule="auto"/>
+        <w:rPr>
+          <w:rFonts w:cs="Arial"/>
+        </w:rPr>
+      </w:pPr>
+    </w:p>
+    <w:p>
+      <w:pPr>
+        <w:pStyle w:val="Titre2"/>
+        <w:spacing w:line="360" w:lineRule="auto"/>
+        <w:rPr>
+          <w:rFonts w:cs="Arial"/>
+        </w:rPr>
+      </w:pPr>
+    </w:p>
+    <w:p>
+      <w:pPr>
+        <w:pStyle w:val="Titre2"/>
+        <w:spacing w:line="360" w:lineRule="auto"/>
+        <w:rPr>
+          <w:rFonts w:cs="Arial"/>
+        </w:rPr>
+      </w:pPr>
+    </w:p>
+    <w:p>
+      <w:pPr>
+        <w:pStyle w:val="Titre2"/>
+        <w:spacing w:line="360" w:lineRule="auto"/>
+        <w:rPr>
+          <w:rFonts w:cs="Arial"/>
+        </w:rPr>
+      </w:pPr>
+    </w:p>
+    <w:p>
+      <w:pPr>
+        <w:pStyle w:val="Titre2"/>
+        <w:spacing w:line="360" w:lineRule="auto"/>
+        <w:rPr>
+          <w:rFonts w:cs="Arial"/>
+        </w:rPr>
+      </w:pPr>
+    </w:p>
+    <w:p>
+      <w:pPr>
+        <w:pStyle w:val="Titre2"/>
+        <w:spacing w:line="360" w:lineRule="auto"/>
+        <w:rPr>
+          <w:rFonts w:cs="Arial"/>
+        </w:rPr>
+      </w:pPr>
+    </w:p>
+    <w:p>
+      <w:pPr>
+        <w:pStyle w:val="Titre2"/>
+        <w:spacing w:line="360" w:lineRule="auto"/>
+        <w:rPr>
+          <w:rFonts w:cs="Arial"/>
+        </w:rPr>
+      </w:pPr>
+    </w:p>
+    <w:p>
+      <w:pPr>
+        <w:pStyle w:val="Titre2"/>
+        <w:spacing w:line="360" w:lineRule="auto"/>
+        <w:rPr>
+          <w:rFonts w:cs="Arial"/>
+        </w:rPr>
+      </w:pPr>
+    </w:p>
+    <w:p>
+      <w:pPr>
+        <w:pStyle w:val="Titre2"/>
+        <w:spacing w:line="360" w:lineRule="auto"/>
+        <w:rPr>
+          <w:rFonts w:cs="Arial"/>
+        </w:rPr>
+      </w:pPr>
+    </w:p>
+    <w:p>
+      <w:pPr>
+        <w:pStyle w:val="Titre2"/>
+        <w:spacing w:line="360" w:lineRule="auto"/>
+        <w:rPr>
+          <w:rFonts w:cs="Arial"/>
+        </w:rPr>
+      </w:pPr>
+    </w:p>
+    <w:p>
+      <w:pPr>
+        <w:pStyle w:val="Titre2"/>
+        <w:spacing w:line="360" w:lineRule="auto"/>
+        <w:rPr>
+          <w:rFonts w:cs="Arial"/>
+        </w:rPr>
+      </w:pPr>
+    </w:p>
+    <w:p>
+      <w:pPr>
+        <w:pStyle w:val="Titre2"/>
+        <w:spacing w:line="360" w:lineRule="auto"/>
+        <w:rPr>
+          <w:rFonts w:cs="Arial"/>
+        </w:rPr>
+      </w:pPr>
+    </w:p>
+    <w:p>
+      <w:pPr>
+        <w:pStyle w:val="Titre2"/>
+        <w:spacing w:line="360" w:lineRule="auto"/>
+        <w:rPr>
+          <w:rFonts w:cs="Arial"/>
+        </w:rPr>
+      </w:pPr>
+    </w:p>
+    <w:p>
+      <w:pPr>
+        <w:pStyle w:val="Titre2"/>
+        <w:spacing w:line="360" w:lineRule="auto"/>
+        <w:rPr>
+          <w:rFonts w:cs="Arial"/>
+        </w:rPr>
+      </w:pPr>
+    </w:p>
+    <w:p>
+      <w:pPr>
+        <w:pStyle w:val="Titre2"/>
+        <w:spacing w:line="360" w:lineRule="auto"/>
+        <w:rPr>
+          <w:rFonts w:cs="Arial"/>
+        </w:rPr>
+      </w:pPr>
+      <w:r>
+        <w:rPr>
+          <w:rFonts w:cs="Arial"/>
+        </w:rPr>
+        <w:lastRenderedPageBreak/>
+        <w:t>Annexe G, Diagramme UML de cas d'utilisation, acteurs, cas d'usage, relations « include » et « extend » (BC2 C13, BC3 C22)</w:t>
+      </w:r>
+      <w:bookmarkEnd w:id="124"/>
+      <w:bookmarkEnd w:id="125"/>
+    </w:p>
+    <w:p>
+      <w:pPr>
+        <w:jc w:val="center"/>
+        <w:rPr>
+          <w:rFonts w:ascii="Arial" w:hAnsi="Arial" w:cs="Arial"/>
+        </w:rPr>
+      </w:pPr>
+    </w:p>
+    <w:p>
+      <w:pPr>
+        <w:rPr>
+          <w:rFonts w:ascii="Arial" w:hAnsi="Arial" w:cs="Arial"/>
+        </w:rPr>
+      </w:pPr>
+      <w:r>
+        <w:rPr>
+          <w:rFonts w:ascii="Arial" w:hAnsi="Arial" w:cs="Arial"/>
+        </w:rPr>
+        <w:br w:type="page"/>
+      </w:r>
+    </w:p>
+    <w:p>
+      <w:pPr>
+        <w:pStyle w:val="Titre2"/>
+        <w:spacing w:line="360" w:lineRule="auto"/>
+        <w:rPr>
+          <w:rFonts w:cs="Arial"/>
+        </w:rPr>
+      </w:pPr>
+      <w:bookmarkStart w:id="126" w:name="_Toc235471342"/>
+      <w:bookmarkStart w:id="127" w:name="_Toc235622815"/>
+      <w:r>
+        <w:rPr>
+          <w:rFonts w:cs="Arial"/>
+        </w:rPr>
+        <w:lastRenderedPageBreak/>
+        <w:t>Annexe H, Diagramme UML de classes du backend, patterns logiciels et patterns de conception justifiés (BC3, C24)</w:t>
+      </w:r>
+      <w:bookmarkEnd w:id="126"/>
+      <w:bookmarkEnd w:id="127"/>
+    </w:p>
+    <w:p>
+      <w:pPr>
+        <w:rPr>
+          <w:rFonts w:ascii="Arial" w:hAnsi="Arial" w:cs="Arial"/>
+        </w:rPr>
+      </w:pPr>
+      <w:r>
+        <w:rPr>
+          <w:rFonts w:ascii="Arial" w:hAnsi="Arial" w:cs="Arial"/>
+        </w:rPr>
+        <w:br w:type="page"/>
+      </w:r>
+    </w:p>
+    <w:p>
+      <w:pPr>
+        <w:pStyle w:val="Titre2"/>
+        <w:spacing w:line="360" w:lineRule="auto"/>
+        <w:rPr>
+          <w:rFonts w:cs="Arial"/>
+        </w:rPr>
+      </w:pPr>
+      <w:bookmarkStart w:id="128" w:name="_Toc235471343"/>
+      <w:bookmarkStart w:id="129" w:name="_Toc235622816"/>
+      <w:r>
+        <w:rPr>
+          <w:rFonts w:cs="Arial"/>
+        </w:rPr>
+        <w:lastRenderedPageBreak/>
+        <w:t>Annexe I.1, Processus métier n° 1, diagramme UML de séquence du téléversement d'un média (BC3, C22)</w:t>
+      </w:r>
+      <w:bookmarkEnd w:id="128"/>
+      <w:bookmarkEnd w:id="129"/>
+    </w:p>
+    <w:p>
+      <w:pPr>
+        <w:jc w:val="center"/>
+        <w:rPr>
+          <w:rFonts w:ascii="Arial" w:hAnsi="Arial" w:cs="Arial"/>
+        </w:rPr>
+      </w:pPr>
+    </w:p>
+    <w:p>
+      <w:pPr>
+        <w:rPr>
+          <w:rFonts w:ascii="Arial" w:hAnsi="Arial" w:cs="Arial"/>
+        </w:rPr>
+      </w:pPr>
+      <w:r>
+        <w:rPr>
+          <w:rFonts w:ascii="Arial" w:hAnsi="Arial" w:cs="Arial"/>
+        </w:rPr>
+        <w:br w:type="page"/>
+      </w:r>
+    </w:p>
+    <w:p>
+      <w:pPr>
+        <w:pStyle w:val="Titre2"/>
+        <w:spacing w:line="360" w:lineRule="auto"/>
+        <w:rPr>
+          <w:rFonts w:cs="Arial"/>
+        </w:rPr>
+      </w:pPr>
+      <w:bookmarkStart w:id="130" w:name="_Toc235471344"/>
+      <w:bookmarkStart w:id="131" w:name="_Toc235622817"/>
+      <w:r>
+        <w:rPr>
+          <w:rFonts w:cs="Arial"/>
+        </w:rPr>
+        <w:lastRenderedPageBreak/>
+        <w:t>Annexe I.2, Processus métier n° 2, diagramme UML de séquence de la publication, du partage et du retrait (BC3, C22)</w:t>
+      </w:r>
+      <w:bookmarkEnd w:id="130"/>
+      <w:bookmarkEnd w:id="131"/>
+    </w:p>
+    <w:p>
+      <w:pPr>
+        <w:jc w:val="center"/>
+        <w:rPr>
+          <w:rFonts w:ascii="Arial" w:hAnsi="Arial" w:cs="Arial"/>
+        </w:rPr>
+      </w:pPr>
+    </w:p>
+    <w:p>
+      <w:pPr>
+        <w:rPr>
+          <w:rFonts w:ascii="Arial" w:hAnsi="Arial" w:cs="Arial"/>
+        </w:rPr>
+      </w:pPr>
+      <w:r>
+        <w:rPr>
+          <w:rFonts w:ascii="Arial" w:hAnsi="Arial" w:cs="Arial"/>
+        </w:rPr>
+        <w:br w:type="page"/>
+      </w:r>
+    </w:p>
+    <w:p>
+      <w:pPr>
+        <w:pStyle w:val="Titre2"/>
+        <w:spacing w:line="360" w:lineRule="auto"/>
+        <w:rPr>
+          <w:rFonts w:cs="Arial"/>
+        </w:rPr>
+      </w:pPr>
+      <w:bookmarkStart w:id="132" w:name="_Toc235471345"/>
+      <w:bookmarkStart w:id="133" w:name="_Toc235622818"/>
+      <w:r>
+        <w:rPr>
+          <w:rFonts w:cs="Arial"/>
+        </w:rPr>
+        <w:lastRenderedPageBreak/>
+        <w:t>Annexe I.3, Processus métier n° 3, diagramme UML de séquence de la session sécurisée et de la détection de rejeu (BC3 C22, BC4C C29)</w:t>
+      </w:r>
+      <w:bookmarkEnd w:id="132"/>
+      <w:bookmarkEnd w:id="133"/>
+    </w:p>
+    <w:p>
+      <w:pPr>
+        <w:jc w:val="center"/>
+        <w:rPr>
+          <w:rFonts w:ascii="Arial" w:hAnsi="Arial" w:cs="Arial"/>
+        </w:rPr>
+      </w:pPr>
+    </w:p>
+    <w:p>
+      <w:pPr>
+        <w:rPr>
+          <w:rFonts w:ascii="Arial" w:hAnsi="Arial" w:cs="Arial"/>
+        </w:rPr>
+      </w:pPr>
+      <w:r>
+        <w:rPr>
+          <w:rFonts w:ascii="Arial" w:hAnsi="Arial" w:cs="Arial"/>
+        </w:rPr>
+        <w:br w:type="page"/>
+      </w:r>
+    </w:p>
+    <w:p>
+      <w:pPr>
+        <w:pStyle w:val="Titre2"/>
+        <w:spacing w:line="360" w:lineRule="auto"/>
+        <w:rPr>
+          <w:rFonts w:cs="Arial"/>
+        </w:rPr>
+      </w:pPr>
+      <w:bookmarkStart w:id="134" w:name="_Toc235622819"/>
+      <w:bookmarkStart w:id="135" w:name="_Toc235471346"/>
+      <w:r>
+        <w:rPr>
+          <w:rFonts w:cs="Arial"/>
+        </w:rPr>
+        <w:lastRenderedPageBreak/>
+        <w:t>Annexe J, Journal des décisions d'architecture (ADR), contexte, décision, alternatives, conséquences (BC1, C5 à C9)</w:t>
+      </w:r>
+      <w:bookmarkEnd w:id="134"/>
+    </w:p>
+    <w:p>
+      <w:pPr>
+        <w:pStyle w:val="Titre2"/>
+        <w:spacing w:line="360" w:lineRule="auto"/>
+        <w:rPr>
+          <w:rFonts w:cs="Arial"/>
+        </w:rPr>
+      </w:pPr>
+    </w:p>
+    <w:p>
+      <w:pPr>
+        <w:pStyle w:val="Titre2"/>
+        <w:spacing w:line="360" w:lineRule="auto"/>
+        <w:rPr>
+          <w:rFonts w:cs="Arial"/>
+        </w:rPr>
+      </w:pPr>
+    </w:p>
+    <w:p>
+      <w:pPr>
+        <w:pStyle w:val="Titre2"/>
+        <w:spacing w:line="360" w:lineRule="auto"/>
+        <w:rPr>
+          <w:rFonts w:cs="Arial"/>
+        </w:rPr>
+      </w:pPr>
+    </w:p>
+    <w:p>
+      <w:pPr>
+        <w:pStyle w:val="Titre2"/>
+        <w:spacing w:line="360" w:lineRule="auto"/>
+        <w:rPr>
+          <w:rFonts w:cs="Arial"/>
+        </w:rPr>
+      </w:pPr>
+    </w:p>
+    <w:p>
+      <w:pPr>
+        <w:pStyle w:val="Titre2"/>
+        <w:spacing w:line="360" w:lineRule="auto"/>
+        <w:rPr>
+          <w:rFonts w:cs="Arial"/>
+        </w:rPr>
+      </w:pPr>
+    </w:p>
+    <w:p>
+      <w:pPr>
+        <w:pStyle w:val="Titre2"/>
+        <w:spacing w:line="360" w:lineRule="auto"/>
+        <w:rPr>
+          <w:rFonts w:cs="Arial"/>
+        </w:rPr>
+      </w:pPr>
+    </w:p>
+    <w:p>
+      <w:pPr>
+        <w:pStyle w:val="Titre2"/>
+        <w:spacing w:line="360" w:lineRule="auto"/>
+        <w:rPr>
+          <w:rFonts w:cs="Arial"/>
+        </w:rPr>
+      </w:pPr>
+    </w:p>
+    <w:p>
+      <w:pPr>
+        <w:pStyle w:val="Titre2"/>
+        <w:spacing w:line="360" w:lineRule="auto"/>
+        <w:rPr>
+          <w:rFonts w:cs="Arial"/>
+        </w:rPr>
+      </w:pPr>
+    </w:p>
+    <w:p>
+      <w:pPr>
+        <w:pStyle w:val="Titre2"/>
+        <w:spacing w:line="360" w:lineRule="auto"/>
+        <w:rPr>
+          <w:rFonts w:cs="Arial"/>
+        </w:rPr>
+      </w:pPr>
+    </w:p>
+    <w:p>
+      <w:pPr>
+        <w:pStyle w:val="Titre2"/>
+        <w:spacing w:line="360" w:lineRule="auto"/>
+        <w:rPr>
+          <w:rFonts w:cs="Arial"/>
+        </w:rPr>
+      </w:pPr>
+    </w:p>
+    <w:p>
+      <w:pPr>
+        <w:pStyle w:val="Titre2"/>
+        <w:spacing w:line="360" w:lineRule="auto"/>
+        <w:rPr>
+          <w:rFonts w:cs="Arial"/>
+        </w:rPr>
+      </w:pPr>
+    </w:p>
+    <w:p>
+      <w:pPr>
+        <w:pStyle w:val="Titre2"/>
+        <w:spacing w:line="360" w:lineRule="auto"/>
+        <w:rPr>
+          <w:rFonts w:cs="Arial"/>
+        </w:rPr>
+      </w:pPr>
+    </w:p>
+    <w:p>
+      <w:pPr>
+        <w:pStyle w:val="Titre2"/>
+        <w:spacing w:line="360" w:lineRule="auto"/>
+        <w:rPr>
+          <w:rFonts w:cs="Arial"/>
+        </w:rPr>
+      </w:pPr>
+    </w:p>
+    <w:p>
+      <w:pPr>
+        <w:pStyle w:val="Titre2"/>
+        <w:spacing w:line="360" w:lineRule="auto"/>
+        <w:rPr>
+          <w:rFonts w:cs="Arial"/>
+        </w:rPr>
+      </w:pPr>
+    </w:p>
+    <w:p>
+      <w:pPr>
+        <w:pStyle w:val="Titre2"/>
+        <w:spacing w:line="360" w:lineRule="auto"/>
+        <w:rPr>
+          <w:rFonts w:cs="Arial"/>
+        </w:rPr>
+      </w:pPr>
+    </w:p>
+    <w:p>
+      <w:pPr>
+        <w:pStyle w:val="Titre2"/>
+        <w:spacing w:line="360" w:lineRule="auto"/>
+        <w:rPr>
+          <w:rFonts w:cs="Arial"/>
+        </w:rPr>
+      </w:pPr>
+    </w:p>
+    <w:p>
+      <w:pPr>
+        <w:pStyle w:val="Titre2"/>
+        <w:spacing w:line="360" w:lineRule="auto"/>
+        <w:rPr>
+          <w:rFonts w:cs="Arial"/>
+        </w:rPr>
+      </w:pPr>
+    </w:p>
+    <w:p>
+      <w:pPr>
+        <w:pStyle w:val="Titre2"/>
+        <w:spacing w:line="360" w:lineRule="auto"/>
+        <w:rPr>
+          <w:rFonts w:cs="Arial"/>
+        </w:rPr>
+      </w:pPr>
+    </w:p>
+    <w:p>
+      <w:pPr>
+        <w:pStyle w:val="Titre2"/>
+        <w:spacing w:line="360" w:lineRule="auto"/>
+        <w:rPr>
+          <w:rFonts w:cs="Arial"/>
+        </w:rPr>
+      </w:pPr>
+      <w:bookmarkStart w:id="136" w:name="_Toc235622820"/>
+      <w:r>
+        <w:rPr>
+          <w:rFonts w:cs="Arial"/>
+        </w:rPr>
+        <w:lastRenderedPageBreak/>
+        <w:t>Annexe K, Pipelines CI/CD et pratiques GitOps, portes de qualité et stratégie de déploiement (BC3 C27, BC4C C29)</w:t>
+      </w:r>
+      <w:bookmarkEnd w:id="135"/>
+      <w:bookmarkEnd w:id="136"/>
+    </w:p>
+    <w:p>
+      <w:pPr>
+        <w:jc w:val="center"/>
+        <w:rPr>
+          <w:rFonts w:ascii="Arial" w:hAnsi="Arial" w:cs="Arial"/>
+        </w:rPr>
+      </w:pPr>
+      <w:r>
+        <w:rPr>
+          <w:rFonts w:ascii="Arial" w:hAnsi="Arial" w:cs="Arial"/>
+        </w:rPr>
+        <w:br w:type="page"/>
+      </w:r>
+    </w:p>
+    <w:p>
+      <w:pPr>
+        <w:pStyle w:val="Titre2"/>
+        <w:spacing w:line="360" w:lineRule="auto"/>
+        <w:rPr>
+          <w:rFonts w:cs="Arial"/>
+        </w:rPr>
+      </w:pPr>
+      <w:bookmarkStart w:id="137" w:name="_Toc235471347"/>
+      <w:bookmarkStart w:id="138" w:name="_Toc235622821"/>
+      <w:r>
+        <w:rPr>
+          <w:rFonts w:cs="Arial"/>
+        </w:rPr>
+        <w:lastRenderedPageBreak/>
+        <w:t>Annexe L, Work Breakdown Structure (WBS), lots fonctionnels et non fonctionnels, charges et coûts (BC2 C15, BC4C C28)</w:t>
+      </w:r>
+      <w:bookmarkEnd w:id="137"/>
+      <w:bookmarkEnd w:id="138"/>
+    </w:p>
+    <w:p>
+      <w:pPr>
+        <w:rPr>
+          <w:rFonts w:ascii="Arial" w:hAnsi="Arial" w:cs="Arial"/>
+        </w:rPr>
+      </w:pPr>
+      <w:r>
+        <w:rPr>
+          <w:rFonts w:ascii="Arial" w:hAnsi="Arial" w:cs="Arial"/>
+        </w:rPr>
+        <w:br w:type="page"/>
+      </w:r>
     </w:p>
     <w:p>
       <w:pPr>
@@ -34323,15 +34626,261 @@
           <w:rFonts w:cs="Arial"/>
         </w:rPr>
       </w:pPr>
-      <w:bookmarkStart w:id="148" w:name="_Toc235622830"/>
+      <w:bookmarkStart w:id="139" w:name="_Toc235622830"/>
       <w:r>
         <w:rPr>
           <w:rFonts w:cs="Arial"/>
         </w:rPr>
         <w:lastRenderedPageBreak/>
-        <w:t>Annexe L bis, Matrice RACI (BC2)</w:t>
-      </w:r>
-      <w:bookmarkEnd w:id="148"/>
+        <w:t>Annexe L bis, Matrice RACI, rôles et responsabilités des parties prenantes (Responsible, Accountable, Consulted, Informed) (BC2, C15 et C19)</w:t>
+      </w:r>
+      <w:bookmarkEnd w:id="139"/>
+    </w:p>
+    <w:p>
+      <w:pPr>
+        <w:pStyle w:val="Titre2"/>
+        <w:spacing w:line="360" w:lineRule="auto"/>
+        <w:rPr>
+          <w:rFonts w:cs="Arial"/>
+        </w:rPr>
+      </w:pPr>
+      <w:bookmarkStart w:id="140" w:name="_Toc235471348"/>
+      <w:bookmarkStart w:id="141" w:name="_Toc235622822"/>
+    </w:p>
+    <w:p>
+      <w:pPr>
+        <w:pStyle w:val="Titre2"/>
+        <w:spacing w:line="360" w:lineRule="auto"/>
+        <w:rPr>
+          <w:rFonts w:cs="Arial"/>
+        </w:rPr>
+      </w:pPr>
+    </w:p>
+    <w:p>
+      <w:pPr>
+        <w:pStyle w:val="Titre2"/>
+        <w:spacing w:line="360" w:lineRule="auto"/>
+        <w:rPr>
+          <w:rFonts w:cs="Arial"/>
+        </w:rPr>
+      </w:pPr>
+    </w:p>
+    <w:p>
+      <w:pPr>
+        <w:pStyle w:val="Titre2"/>
+        <w:spacing w:line="360" w:lineRule="auto"/>
+        <w:rPr>
+          <w:rFonts w:cs="Arial"/>
+        </w:rPr>
+      </w:pPr>
+    </w:p>
+    <w:p>
+      <w:pPr>
+        <w:pStyle w:val="Titre2"/>
+        <w:spacing w:line="360" w:lineRule="auto"/>
+        <w:rPr>
+          <w:rFonts w:cs="Arial"/>
+        </w:rPr>
+      </w:pPr>
+    </w:p>
+    <w:p>
+      <w:pPr>
+        <w:pStyle w:val="Titre2"/>
+        <w:spacing w:line="360" w:lineRule="auto"/>
+        <w:rPr>
+          <w:rFonts w:cs="Arial"/>
+        </w:rPr>
+      </w:pPr>
+    </w:p>
+    <w:p>
+      <w:pPr>
+        <w:pStyle w:val="Titre2"/>
+        <w:spacing w:line="360" w:lineRule="auto"/>
+        <w:rPr>
+          <w:rFonts w:cs="Arial"/>
+        </w:rPr>
+      </w:pPr>
+    </w:p>
+    <w:p>
+      <w:pPr>
+        <w:pStyle w:val="Titre2"/>
+        <w:spacing w:line="360" w:lineRule="auto"/>
+        <w:rPr>
+          <w:rFonts w:cs="Arial"/>
+        </w:rPr>
+      </w:pPr>
+    </w:p>
+    <w:p>
+      <w:pPr>
+        <w:pStyle w:val="Titre2"/>
+        <w:spacing w:line="360" w:lineRule="auto"/>
+        <w:rPr>
+          <w:rFonts w:cs="Arial"/>
+        </w:rPr>
+      </w:pPr>
+    </w:p>
+    <w:p>
+      <w:pPr>
+        <w:pStyle w:val="Titre2"/>
+        <w:spacing w:line="360" w:lineRule="auto"/>
+        <w:rPr>
+          <w:rFonts w:cs="Arial"/>
+        </w:rPr>
+      </w:pPr>
+    </w:p>
+    <w:p>
+      <w:pPr>
+        <w:pStyle w:val="Titre2"/>
+        <w:spacing w:line="360" w:lineRule="auto"/>
+        <w:rPr>
+          <w:rFonts w:cs="Arial"/>
+        </w:rPr>
+      </w:pPr>
+    </w:p>
+    <w:p>
+      <w:pPr>
+        <w:pStyle w:val="Titre2"/>
+        <w:spacing w:line="360" w:lineRule="auto"/>
+        <w:rPr>
+          <w:rFonts w:cs="Arial"/>
+        </w:rPr>
+      </w:pPr>
+    </w:p>
+    <w:p>
+      <w:pPr>
+        <w:pStyle w:val="Titre2"/>
+        <w:spacing w:line="360" w:lineRule="auto"/>
+        <w:rPr>
+          <w:rFonts w:cs="Arial"/>
+        </w:rPr>
+      </w:pPr>
+    </w:p>
+    <w:p>
+      <w:pPr>
+        <w:pStyle w:val="Titre2"/>
+        <w:spacing w:line="360" w:lineRule="auto"/>
+        <w:rPr>
+          <w:rFonts w:cs="Arial"/>
+        </w:rPr>
+      </w:pPr>
+    </w:p>
+    <w:p>
+      <w:pPr>
+        <w:pStyle w:val="Titre2"/>
+        <w:spacing w:line="360" w:lineRule="auto"/>
+        <w:rPr>
+          <w:rFonts w:cs="Arial"/>
+        </w:rPr>
+      </w:pPr>
+    </w:p>
+    <w:p>
+      <w:pPr>
+        <w:pStyle w:val="Titre2"/>
+        <w:spacing w:line="360" w:lineRule="auto"/>
+        <w:rPr>
+          <w:rFonts w:cs="Arial"/>
+        </w:rPr>
+      </w:pPr>
+    </w:p>
+    <w:p>
+      <w:pPr>
+        <w:pStyle w:val="Titre2"/>
+        <w:spacing w:line="360" w:lineRule="auto"/>
+        <w:rPr>
+          <w:rFonts w:cs="Arial"/>
+        </w:rPr>
+      </w:pPr>
+      <w:r>
+        <w:rPr>
+          <w:rFonts w:cs="Arial"/>
+        </w:rPr>
+        <w:lastRenderedPageBreak/>
+        <w:t>Annexe M, Diagramme PERT, séquençage des tâches, charges, durées, marges et chemin critique (BC2 C15, BC4C C28)</w:t>
+      </w:r>
+      <w:bookmarkEnd w:id="140"/>
+      <w:bookmarkEnd w:id="141"/>
+    </w:p>
+    <w:p>
+      <w:pPr>
+        <w:rPr>
+          <w:rFonts w:ascii="Arial" w:hAnsi="Arial" w:cs="Arial"/>
+        </w:rPr>
+      </w:pPr>
+      <w:r>
+        <w:rPr>
+          <w:rFonts w:ascii="Arial" w:hAnsi="Arial" w:cs="Arial"/>
+        </w:rPr>
+        <w:br w:type="page"/>
+      </w:r>
+    </w:p>
+    <w:p>
+      <w:pPr>
+        <w:pStyle w:val="Titre2"/>
+        <w:spacing w:line="360" w:lineRule="auto"/>
+        <w:rPr>
+          <w:rFonts w:cs="Arial"/>
+        </w:rPr>
+      </w:pPr>
+      <w:bookmarkStart w:id="142" w:name="_Toc235471349"/>
+      <w:bookmarkStart w:id="143" w:name="_Toc235622823"/>
+      <w:r>
+        <w:rPr>
+          <w:rFonts w:cs="Arial"/>
+        </w:rPr>
+        <w:lastRenderedPageBreak/>
+        <w:t>Annexe N, Planning du projet (diagramme de Gantt), objectifs, tâches, ressources, échéances et jalons (BC2 C15, BC4C C28)</w:t>
+      </w:r>
+      <w:bookmarkEnd w:id="142"/>
+      <w:bookmarkEnd w:id="143"/>
+    </w:p>
+    <w:p>
+      <w:pPr>
+        <w:jc w:val="center"/>
+        <w:rPr>
+          <w:rFonts w:ascii="Arial" w:hAnsi="Arial" w:cs="Arial"/>
+        </w:rPr>
+      </w:pPr>
+      <w:r>
+        <w:rPr>
+          <w:rFonts w:ascii="Arial" w:hAnsi="Arial" w:cs="Arial"/>
+        </w:rPr>
+        <w:br w:type="page"/>
+      </w:r>
+    </w:p>
+    <w:p>
+      <w:pPr>
+        <w:pStyle w:val="Titre2"/>
+        <w:spacing w:line="360" w:lineRule="auto"/>
+        <w:rPr>
+          <w:rFonts w:cs="Arial"/>
+        </w:rPr>
+      </w:pPr>
+      <w:bookmarkStart w:id="144" w:name="_Toc235471350"/>
+      <w:bookmarkStart w:id="145" w:name="_Toc235622824"/>
+      <w:r>
+        <w:rPr>
+          <w:rFonts w:cs="Arial"/>
+        </w:rPr>
+        <w:lastRenderedPageBreak/>
+        <w:t>Annexe O, Matrice des risques probabilité et impact, registre coté EBIOS Risk Manager et ISO/IEC 27005, risques hiérarchisés et plans de mitigation (BC1 C4, BC2 C17)</w:t>
+      </w:r>
+      <w:bookmarkEnd w:id="144"/>
+      <w:bookmarkEnd w:id="145"/>
+    </w:p>
+    <w:p>
+      <w:pPr>
+        <w:pStyle w:val="Titre2"/>
+        <w:spacing w:line="360" w:lineRule="auto"/>
+        <w:rPr>
+          <w:rFonts w:cs="Arial"/>
+        </w:rPr>
+      </w:pPr>
+      <w:r>
+        <w:rPr>
+          <w:rFonts w:cs="Arial"/>
+        </w:rPr>
+        <w:br w:type="page"/>
+      </w:r>
     </w:p>
     <w:p>
       <w:pPr>
@@ -34342,29 +34891,15 @@
           <w:rFonts w:cs="Arial"/>
         </w:rPr>
       </w:pPr>
-      <w:bookmarkStart w:id="149" w:name="_Toc235622831"/>
+      <w:bookmarkStart w:id="146" w:name="_Toc235622831"/>
       <w:r>
         <w:rPr>
           <w:rFonts w:cs="Arial"/>
         </w:rPr>
         <w:lastRenderedPageBreak/>
-        <w:t>Annexe O bis, Matrice d'engagement des parties prenantes (BC2)</w:t>
-      </w:r>
-      <w:bookmarkEnd w:id="149"/>
-    </w:p>
-    <w:p>
-      <w:pPr>
-        <w:rPr>
-          <w:rFonts w:ascii="Arial" w:hAnsi="Arial" w:cs="Arial"/>
-        </w:rPr>
-      </w:pPr>
-    </w:p>
-    <w:p>
-      <w:pPr>
-        <w:rPr>
-          <w:rFonts w:ascii="Arial" w:hAnsi="Arial" w:cs="Arial"/>
-        </w:rPr>
-      </w:pPr>
+        <w:t>Annexe O bis, Matrice d'engagement des parties prenantes, causes des écarts, actions correctives et prise en compte des PSH (BC2, C18 et C19)</w:t>
+      </w:r>
+      <w:bookmarkEnd w:id="146"/>
     </w:p>
     <w:p>
       <w:pPr>
@@ -34535,13 +35070,360 @@
           <w:rFonts w:cs="Arial"/>
         </w:rPr>
       </w:pPr>
-      <w:bookmarkStart w:id="150" w:name="_Toc235622832"/>
+      <w:bookmarkStart w:id="147" w:name="_Toc235471351"/>
+      <w:bookmarkStart w:id="148" w:name="_Toc235622825"/>
       <w:r>
         <w:rPr>
           <w:rFonts w:cs="Arial"/>
         </w:rPr>
         <w:lastRenderedPageBreak/>
-        <w:t>Annexe T, Outils de gestion de projet (BC2)</w:t>
+        <w:t>Annexe P, Supervision et observabilité, KPI, tableaux de bord, alerting et suivi de la consommation énergétique (green IT) (BC3 C27, BC4C C31)</w:t>
+      </w:r>
+      <w:bookmarkEnd w:id="147"/>
+      <w:bookmarkEnd w:id="148"/>
+    </w:p>
+    <w:p>
+      <w:pPr>
+        <w:jc w:val="center"/>
+        <w:rPr>
+          <w:rFonts w:ascii="Arial" w:hAnsi="Arial" w:cs="Arial"/>
+        </w:rPr>
+      </w:pPr>
+    </w:p>
+    <w:p>
+      <w:pPr>
+        <w:rPr>
+          <w:rFonts w:ascii="Arial" w:hAnsi="Arial" w:cs="Arial"/>
+        </w:rPr>
+      </w:pPr>
+    </w:p>
+    <w:p>
+      <w:pPr>
+        <w:rPr>
+          <w:rFonts w:ascii="Arial" w:hAnsi="Arial" w:cs="Arial"/>
+        </w:rPr>
+      </w:pPr>
+    </w:p>
+    <w:p>
+      <w:pPr>
+        <w:rPr>
+          <w:rFonts w:ascii="Arial" w:hAnsi="Arial" w:cs="Arial"/>
+        </w:rPr>
+      </w:pPr>
+    </w:p>
+    <w:p>
+      <w:pPr>
+        <w:rPr>
+          <w:rFonts w:ascii="Arial" w:hAnsi="Arial" w:cs="Arial"/>
+        </w:rPr>
+      </w:pPr>
+    </w:p>
+    <w:p>
+      <w:pPr>
+        <w:rPr>
+          <w:rFonts w:ascii="Arial" w:hAnsi="Arial" w:cs="Arial"/>
+        </w:rPr>
+      </w:pPr>
+    </w:p>
+    <w:p>
+      <w:pPr>
+        <w:rPr>
+          <w:rFonts w:ascii="Arial" w:hAnsi="Arial" w:cs="Arial"/>
+        </w:rPr>
+      </w:pPr>
+    </w:p>
+    <w:p>
+      <w:pPr>
+        <w:rPr>
+          <w:rFonts w:ascii="Arial" w:hAnsi="Arial" w:cs="Arial"/>
+        </w:rPr>
+      </w:pPr>
+    </w:p>
+    <w:p>
+      <w:pPr>
+        <w:rPr>
+          <w:rFonts w:ascii="Arial" w:hAnsi="Arial" w:cs="Arial"/>
+        </w:rPr>
+      </w:pPr>
+    </w:p>
+    <w:p>
+      <w:pPr>
+        <w:rPr>
+          <w:rFonts w:ascii="Arial" w:hAnsi="Arial" w:cs="Arial"/>
+        </w:rPr>
+      </w:pPr>
+    </w:p>
+    <w:p>
+      <w:pPr>
+        <w:rPr>
+          <w:rFonts w:ascii="Arial" w:hAnsi="Arial" w:cs="Arial"/>
+        </w:rPr>
+      </w:pPr>
+    </w:p>
+    <w:p>
+      <w:pPr>
+        <w:rPr>
+          <w:rFonts w:ascii="Arial" w:hAnsi="Arial" w:cs="Arial"/>
+        </w:rPr>
+      </w:pPr>
+    </w:p>
+    <w:p>
+      <w:pPr>
+        <w:rPr>
+          <w:rFonts w:ascii="Arial" w:hAnsi="Arial" w:cs="Arial"/>
+        </w:rPr>
+      </w:pPr>
+    </w:p>
+    <w:p>
+      <w:pPr>
+        <w:rPr>
+          <w:rFonts w:ascii="Arial" w:hAnsi="Arial" w:cs="Arial"/>
+        </w:rPr>
+      </w:pPr>
+    </w:p>
+    <w:p>
+      <w:pPr>
+        <w:rPr>
+          <w:rFonts w:ascii="Arial" w:hAnsi="Arial" w:cs="Arial"/>
+        </w:rPr>
+      </w:pPr>
+    </w:p>
+    <w:p>
+      <w:pPr>
+        <w:rPr>
+          <w:rFonts w:ascii="Arial" w:hAnsi="Arial" w:cs="Arial"/>
+        </w:rPr>
+      </w:pPr>
+    </w:p>
+    <w:p>
+      <w:pPr>
+        <w:rPr>
+          <w:rFonts w:ascii="Arial" w:hAnsi="Arial" w:cs="Arial"/>
+        </w:rPr>
+      </w:pPr>
+    </w:p>
+    <w:p>
+      <w:pPr>
+        <w:rPr>
+          <w:rFonts w:ascii="Arial" w:hAnsi="Arial" w:cs="Arial"/>
+        </w:rPr>
+      </w:pPr>
+    </w:p>
+    <w:p>
+      <w:pPr>
+        <w:rPr>
+          <w:rFonts w:ascii="Arial" w:hAnsi="Arial" w:cs="Arial"/>
+        </w:rPr>
+      </w:pPr>
+    </w:p>
+    <w:p>
+      <w:pPr>
+        <w:rPr>
+          <w:rFonts w:ascii="Arial" w:hAnsi="Arial" w:cs="Arial"/>
+        </w:rPr>
+      </w:pPr>
+    </w:p>
+    <w:p>
+      <w:pPr>
+        <w:rPr>
+          <w:rFonts w:ascii="Arial" w:hAnsi="Arial" w:cs="Arial"/>
+        </w:rPr>
+      </w:pPr>
+    </w:p>
+    <w:p>
+      <w:pPr>
+        <w:pStyle w:val="Titre2"/>
+        <w:spacing w:line="360" w:lineRule="auto"/>
+        <w:rPr>
+          <w:rFonts w:cs="Arial"/>
+        </w:rPr>
+      </w:pPr>
+      <w:bookmarkStart w:id="149" w:name="_Toc235622826"/>
+      <w:r>
+        <w:rPr>
+          <w:rFonts w:cs="Arial"/>
+        </w:rPr>
+        <w:lastRenderedPageBreak/>
+        <w:t>Annexe Q, Contrat d'interface OpenAPI et Swagger, documentation technique de l'API REST (BC2 C13, BC3 C25)</w:t>
+      </w:r>
+      <w:bookmarkEnd w:id="149"/>
+    </w:p>
+    <w:p>
+      <w:pPr>
+        <w:rPr>
+          <w:rFonts w:ascii="Arial" w:hAnsi="Arial" w:cs="Arial"/>
+        </w:rPr>
+      </w:pPr>
+    </w:p>
+    <w:p>
+      <w:pPr>
+        <w:rPr>
+          <w:rFonts w:ascii="Arial" w:hAnsi="Arial" w:cs="Arial"/>
+        </w:rPr>
+      </w:pPr>
+    </w:p>
+    <w:p>
+      <w:pPr>
+        <w:rPr>
+          <w:rFonts w:ascii="Arial" w:hAnsi="Arial" w:cs="Arial"/>
+        </w:rPr>
+      </w:pPr>
+    </w:p>
+    <w:p>
+      <w:pPr>
+        <w:rPr>
+          <w:rFonts w:ascii="Arial" w:hAnsi="Arial" w:cs="Arial"/>
+        </w:rPr>
+      </w:pPr>
+    </w:p>
+    <w:p>
+      <w:pPr>
+        <w:rPr>
+          <w:rFonts w:ascii="Arial" w:hAnsi="Arial" w:cs="Arial"/>
+        </w:rPr>
+      </w:pPr>
+    </w:p>
+    <w:p>
+      <w:pPr>
+        <w:rPr>
+          <w:rFonts w:ascii="Arial" w:hAnsi="Arial" w:cs="Arial"/>
+        </w:rPr>
+      </w:pPr>
+    </w:p>
+    <w:p>
+      <w:pPr>
+        <w:rPr>
+          <w:rFonts w:ascii="Arial" w:hAnsi="Arial" w:cs="Arial"/>
+        </w:rPr>
+      </w:pPr>
+    </w:p>
+    <w:p>
+      <w:pPr>
+        <w:rPr>
+          <w:rFonts w:ascii="Arial" w:hAnsi="Arial" w:cs="Arial"/>
+        </w:rPr>
+      </w:pPr>
+    </w:p>
+    <w:p>
+      <w:pPr>
+        <w:rPr>
+          <w:rFonts w:ascii="Arial" w:hAnsi="Arial" w:cs="Arial"/>
+        </w:rPr>
+      </w:pPr>
+    </w:p>
+    <w:p>
+      <w:pPr>
+        <w:rPr>
+          <w:rFonts w:ascii="Arial" w:hAnsi="Arial" w:cs="Arial"/>
+        </w:rPr>
+      </w:pPr>
+    </w:p>
+    <w:p>
+      <w:pPr>
+        <w:rPr>
+          <w:rFonts w:ascii="Arial" w:hAnsi="Arial" w:cs="Arial"/>
+        </w:rPr>
+      </w:pPr>
+    </w:p>
+    <w:p>
+      <w:pPr>
+        <w:rPr>
+          <w:rFonts w:ascii="Arial" w:hAnsi="Arial" w:cs="Arial"/>
+        </w:rPr>
+      </w:pPr>
+    </w:p>
+    <w:p>
+      <w:pPr>
+        <w:rPr>
+          <w:rFonts w:ascii="Arial" w:hAnsi="Arial" w:cs="Arial"/>
+        </w:rPr>
+      </w:pPr>
+    </w:p>
+    <w:p>
+      <w:pPr>
+        <w:rPr>
+          <w:rFonts w:ascii="Arial" w:hAnsi="Arial" w:cs="Arial"/>
+        </w:rPr>
+      </w:pPr>
+    </w:p>
+    <w:p>
+      <w:pPr>
+        <w:rPr>
+          <w:rFonts w:ascii="Arial" w:hAnsi="Arial" w:cs="Arial"/>
+        </w:rPr>
+      </w:pPr>
+    </w:p>
+    <w:p>
+      <w:pPr>
+        <w:rPr>
+          <w:rFonts w:ascii="Arial" w:hAnsi="Arial" w:cs="Arial"/>
+        </w:rPr>
+      </w:pPr>
+    </w:p>
+    <w:p>
+      <w:pPr>
+        <w:rPr>
+          <w:rFonts w:ascii="Arial" w:hAnsi="Arial" w:cs="Arial"/>
+        </w:rPr>
+      </w:pPr>
+    </w:p>
+    <w:p>
+      <w:pPr>
+        <w:rPr>
+          <w:rFonts w:ascii="Arial" w:hAnsi="Arial" w:cs="Arial"/>
+        </w:rPr>
+      </w:pPr>
+    </w:p>
+    <w:p>
+      <w:pPr>
+        <w:rPr>
+          <w:rFonts w:ascii="Arial" w:hAnsi="Arial" w:cs="Arial"/>
+        </w:rPr>
+      </w:pPr>
+    </w:p>
+    <w:p>
+      <w:pPr>
+        <w:rPr>
+          <w:rFonts w:ascii="Arial" w:hAnsi="Arial" w:cs="Arial"/>
+        </w:rPr>
+      </w:pPr>
+    </w:p>
+    <w:p>
+      <w:pPr>
+        <w:rPr>
+          <w:rFonts w:ascii="Arial" w:hAnsi="Arial" w:cs="Arial"/>
+        </w:rPr>
+      </w:pPr>
+    </w:p>
+    <w:p>
+      <w:pPr>
+        <w:rPr>
+          <w:rFonts w:ascii="Arial" w:hAnsi="Arial" w:cs="Arial"/>
+        </w:rPr>
+      </w:pPr>
+    </w:p>
+    <w:p>
+      <w:pPr>
+        <w:rPr>
+          <w:rFonts w:ascii="Arial" w:hAnsi="Arial" w:cs="Arial"/>
+        </w:rPr>
+      </w:pPr>
+    </w:p>
+    <w:p>
+      <w:pPr>
+        <w:pStyle w:val="Titre2"/>
+        <w:spacing w:line="360" w:lineRule="auto"/>
+        <w:rPr>
+          <w:rFonts w:cs="Arial"/>
+        </w:rPr>
+      </w:pPr>
+      <w:bookmarkStart w:id="150" w:name="_Toc235622827"/>
+      <w:r>
+        <w:rPr>
+          <w:rFonts w:cs="Arial"/>
+        </w:rPr>
+        <w:lastRenderedPageBreak/>
+        <w:t>Annexe R, Cartographie ISO/IEC 27001 version 2022 et RGPD, mesures couvertes, partiellement couvertes et écarts (BC3 C25, BC4C C29)</w:t>
       </w:r>
       <w:bookmarkEnd w:id="150"/>
     </w:p>
@@ -34549,21 +35431,98 @@
       <w:pPr>
         <w:rPr>
           <w:rFonts w:ascii="Arial" w:hAnsi="Arial" w:cs="Arial"/>
-          <w:b/>
-          <w:bCs/>
-          <w:sz w:val="28"/>
-          <w:szCs w:val="28"/>
-        </w:rPr>
-      </w:pPr>
+        </w:rPr>
+      </w:pPr>
+    </w:p>
+    <w:p>
+      <w:pPr>
+        <w:rPr>
+          <w:rFonts w:ascii="Arial" w:hAnsi="Arial" w:cs="Arial"/>
+        </w:rPr>
+      </w:pPr>
+    </w:p>
+    <w:p>
+      <w:pPr>
+        <w:pStyle w:val="Titre2"/>
+        <w:pageBreakBefore/>
+        <w:spacing w:line="360" w:lineRule="auto"/>
+        <w:rPr>
+          <w:rFonts w:cs="Arial"/>
+        </w:rPr>
+      </w:pPr>
+      <w:bookmarkStart w:id="151" w:name="_Toc235622828"/>
       <w:r>
         <w:rPr>
           <w:rFonts w:cs="Arial"/>
           <w:noProof/>
         </w:rPr>
+        <w:lastRenderedPageBreak/>
+        <w:t>Annexe S, Chaîne DevSecOps, sécurité déplacée en amont (shift-left), portes bloquantes, OWASP et SBOM (BC3 C25 et C26, BC4C C29)</w:t>
+      </w:r>
+      <w:bookmarkEnd w:id="151"/>
+    </w:p>
+    <w:p>
+      <w:pPr>
+        <w:rPr>
+          <w:rFonts w:ascii="Arial" w:hAnsi="Arial" w:cs="Arial"/>
+        </w:rPr>
+      </w:pPr>
+    </w:p>
+    <w:p>
+      <w:pPr>
+        <w:pStyle w:val="Titre2"/>
+        <w:spacing w:line="360" w:lineRule="auto"/>
+        <w:rPr>
+          <w:rFonts w:cs="Arial"/>
+        </w:rPr>
+      </w:pPr>
+      <w:bookmarkStart w:id="152" w:name="_Toc235622832"/>
+    </w:p>
+    <w:p/>
+    <w:p/>
+    <w:p/>
+    <w:p/>
+    <w:p/>
+    <w:p/>
+    <w:p/>
+    <w:p/>
+    <w:p/>
+    <w:p/>
+    <w:p/>
+    <w:p/>
+    <w:p/>
+    <w:p/>
+    <w:p/>
+    <w:p/>
+    <w:p/>
+    <w:p/>
+    <w:p/>
+    <w:p>
+      <w:pPr>
+        <w:pStyle w:val="Titre2"/>
+        <w:spacing w:line="360" w:lineRule="auto"/>
+        <w:rPr>
+          <w:rFonts w:cs="Arial"/>
+        </w:rPr>
+      </w:pPr>
+      <w:r>
+        <w:rPr>
+          <w:rFonts w:cs="Arial"/>
+          <w:noProof/>
+        </w:rPr>
+        <w:lastRenderedPageBreak/>
         <w:drawing>
-          <wp:inline distT="0" distB="0" distL="0" distR="0" wp14:anchorId="18B1C8C9" wp14:editId="05D33B53">
-            <wp:extent cx="8492009" cy="4223540"/>
-            <wp:effectExtent l="635" t="0" r="5080" b="5080"/>
+          <wp:anchor distT="0" distB="0" distL="114300" distR="114300" simplePos="0" relativeHeight="251660288" behindDoc="0" locked="0" layoutInCell="1" allowOverlap="1" wp14:anchorId="18B1C8C9" wp14:editId="22E18D72">
+            <wp:simplePos x="0" y="0"/>
+            <wp:positionH relativeFrom="column">
+              <wp:posOffset>-1725733</wp:posOffset>
+            </wp:positionH>
+            <wp:positionV relativeFrom="paragraph">
+              <wp:posOffset>2942020</wp:posOffset>
+            </wp:positionV>
+            <wp:extent cx="8999704" cy="4476045"/>
+            <wp:effectExtent l="1270" t="0" r="0" b="0"/>
+            <wp:wrapNone/>
             <wp:docPr id="1181142119" name="Image 1"/>
             <wp:cNvGraphicFramePr>
               <a:graphicFrameLocks xmlns:a="http://schemas.openxmlformats.org/drawingml/2006/main" noChangeAspect="1"/>
@@ -34584,7 +35543,7 @@
                   <pic:spPr>
                     <a:xfrm rot="5400000">
                       <a:off x="0" y="0"/>
-                      <a:ext cx="8505219" cy="4230110"/>
+                      <a:ext cx="8999704" cy="4476045"/>
                     </a:xfrm>
                     <a:prstGeom prst="rect">
                       <a:avLst/>
@@ -34593,9 +35552,824 @@
                 </pic:pic>
               </a:graphicData>
             </a:graphic>
-          </wp:inline>
+            <wp14:sizeRelH relativeFrom="page">
+              <wp14:pctWidth>0</wp14:pctWidth>
+            </wp14:sizeRelH>
+            <wp14:sizeRelV relativeFrom="page">
+              <wp14:pctHeight>0</wp14:pctHeight>
+            </wp14:sizeRelV>
+          </wp:anchor>
         </w:drawing>
       </w:r>
+      <w:r>
+        <w:rPr>
+          <w:rFonts w:cs="Arial"/>
+        </w:rPr>
+        <w:t>Annexe T, Outils collaboratifs et tableau de bord de pilotage assisté par IA, sécurisé et consultable en ligne (BC2, C16, C19 et C20)</w:t>
+      </w:r>
+      <w:bookmarkEnd w:id="152"/>
+    </w:p>
+    <w:p>
+      <w:pPr>
+        <w:pStyle w:val="Titre2"/>
+        <w:pageBreakBefore/>
+        <w:spacing w:line="360" w:lineRule="auto"/>
+        <w:rPr>
+          <w:rFonts w:cs="Arial"/>
+          <w:noProof/>
+        </w:rPr>
+      </w:pPr>
+      <w:bookmarkStart w:id="153" w:name="_Toc900000002"/>
+      <w:r>
+        <w:rPr>
+          <w:rFonts w:cs="Arial"/>
+          <w:noProof/>
+        </w:rPr>
+        <w:lastRenderedPageBreak/>
+        <w:t>Annexe U, Plan de reprise d'activité (PRA), stratégie de maintien, scénarios de sinistre, RTO et RPO (BC3 C21, BC4C C31)</w:t>
+      </w:r>
+    </w:p>
+    <w:p>
+      <w:pPr>
+        <w:pStyle w:val="Titre2"/>
+        <w:spacing w:line="360" w:lineRule="auto"/>
+        <w:rPr>
+          <w:rFonts w:cs="Arial"/>
+          <w:noProof/>
+        </w:rPr>
+      </w:pPr>
+      <w:bookmarkStart w:id="154" w:name="_Toc910000002"/>
+      <w:bookmarkEnd w:id="153"/>
+    </w:p>
+    <w:p>
+      <w:pPr>
+        <w:pStyle w:val="Titre2"/>
+        <w:spacing w:line="360" w:lineRule="auto"/>
+        <w:rPr>
+          <w:rFonts w:cs="Arial"/>
+          <w:noProof/>
+        </w:rPr>
+      </w:pPr>
+    </w:p>
+    <w:p>
+      <w:pPr>
+        <w:pStyle w:val="Titre2"/>
+        <w:spacing w:line="360" w:lineRule="auto"/>
+        <w:rPr>
+          <w:rFonts w:cs="Arial"/>
+          <w:noProof/>
+        </w:rPr>
+      </w:pPr>
+    </w:p>
+    <w:p>
+      <w:pPr>
+        <w:pStyle w:val="Titre2"/>
+        <w:spacing w:line="360" w:lineRule="auto"/>
+        <w:rPr>
+          <w:rFonts w:cs="Arial"/>
+          <w:noProof/>
+        </w:rPr>
+      </w:pPr>
+    </w:p>
+    <w:p>
+      <w:pPr>
+        <w:pStyle w:val="Titre2"/>
+        <w:spacing w:line="360" w:lineRule="auto"/>
+        <w:rPr>
+          <w:rFonts w:cs="Arial"/>
+          <w:noProof/>
+        </w:rPr>
+      </w:pPr>
+    </w:p>
+    <w:p>
+      <w:pPr>
+        <w:pStyle w:val="Titre2"/>
+        <w:spacing w:line="360" w:lineRule="auto"/>
+        <w:rPr>
+          <w:rFonts w:cs="Arial"/>
+          <w:noProof/>
+        </w:rPr>
+      </w:pPr>
+    </w:p>
+    <w:p>
+      <w:pPr>
+        <w:pStyle w:val="Titre2"/>
+        <w:spacing w:line="360" w:lineRule="auto"/>
+        <w:rPr>
+          <w:rFonts w:cs="Arial"/>
+          <w:noProof/>
+        </w:rPr>
+      </w:pPr>
+    </w:p>
+    <w:p>
+      <w:pPr>
+        <w:pStyle w:val="Titre2"/>
+        <w:spacing w:line="360" w:lineRule="auto"/>
+        <w:rPr>
+          <w:rFonts w:cs="Arial"/>
+          <w:noProof/>
+        </w:rPr>
+      </w:pPr>
+    </w:p>
+    <w:p>
+      <w:pPr>
+        <w:pStyle w:val="Titre2"/>
+        <w:spacing w:line="360" w:lineRule="auto"/>
+        <w:rPr>
+          <w:rFonts w:cs="Arial"/>
+          <w:noProof/>
+        </w:rPr>
+      </w:pPr>
+    </w:p>
+    <w:p>
+      <w:pPr>
+        <w:pStyle w:val="Titre2"/>
+        <w:spacing w:line="360" w:lineRule="auto"/>
+        <w:rPr>
+          <w:rFonts w:cs="Arial"/>
+          <w:noProof/>
+        </w:rPr>
+      </w:pPr>
+    </w:p>
+    <w:p>
+      <w:pPr>
+        <w:pStyle w:val="Titre2"/>
+        <w:spacing w:line="360" w:lineRule="auto"/>
+        <w:rPr>
+          <w:rFonts w:cs="Arial"/>
+          <w:noProof/>
+        </w:rPr>
+      </w:pPr>
+    </w:p>
+    <w:p>
+      <w:pPr>
+        <w:pStyle w:val="Titre2"/>
+        <w:spacing w:line="360" w:lineRule="auto"/>
+        <w:rPr>
+          <w:rFonts w:cs="Arial"/>
+          <w:noProof/>
+        </w:rPr>
+      </w:pPr>
+    </w:p>
+    <w:p>
+      <w:pPr>
+        <w:pStyle w:val="Titre2"/>
+        <w:spacing w:line="360" w:lineRule="auto"/>
+        <w:rPr>
+          <w:rFonts w:cs="Arial"/>
+          <w:noProof/>
+        </w:rPr>
+      </w:pPr>
+    </w:p>
+    <w:p>
+      <w:pPr>
+        <w:pStyle w:val="Titre2"/>
+        <w:spacing w:line="360" w:lineRule="auto"/>
+        <w:rPr>
+          <w:rFonts w:cs="Arial"/>
+          <w:noProof/>
+        </w:rPr>
+      </w:pPr>
+    </w:p>
+    <w:p>
+      <w:pPr>
+        <w:pStyle w:val="Titre2"/>
+        <w:spacing w:line="360" w:lineRule="auto"/>
+        <w:rPr>
+          <w:rFonts w:cs="Arial"/>
+          <w:noProof/>
+        </w:rPr>
+      </w:pPr>
+    </w:p>
+    <w:p>
+      <w:pPr>
+        <w:pStyle w:val="Titre2"/>
+        <w:spacing w:line="360" w:lineRule="auto"/>
+        <w:rPr>
+          <w:rFonts w:cs="Arial"/>
+          <w:noProof/>
+        </w:rPr>
+      </w:pPr>
+    </w:p>
+    <w:p>
+      <w:pPr>
+        <w:pStyle w:val="Titre2"/>
+        <w:spacing w:line="360" w:lineRule="auto"/>
+        <w:rPr>
+          <w:rFonts w:cs="Arial"/>
+        </w:rPr>
+      </w:pPr>
+      <w:r>
+        <w:rPr>
+          <w:rFonts w:cs="Arial"/>
+        </w:rPr>
+        <w:lastRenderedPageBreak/>
+        <w:t>Annexe V, Dossier de veille technologique et réglementaire, sources évaluées, IA Act et Cloud Act, recommandations innovantes (BC1, C1 à C3)</w:t>
+      </w:r>
+      <w:bookmarkEnd w:id="154"/>
+    </w:p>
+    <w:p/>
+    <w:p/>
+    <w:p/>
+    <w:p/>
+    <w:p/>
+    <w:p/>
+    <w:p/>
+    <w:p/>
+    <w:p/>
+    <w:p/>
+    <w:p/>
+    <w:p/>
+    <w:p/>
+    <w:p/>
+    <w:p/>
+    <w:p/>
+    <w:p/>
+    <w:p/>
+    <w:p/>
+    <w:p/>
+    <w:p>
+      <w:pPr>
+        <w:rPr>
+          <w:rFonts w:ascii="Arial" w:hAnsi="Arial" w:cs="Arial"/>
+        </w:rPr>
+      </w:pPr>
+    </w:p>
+    <w:p>
+      <w:pPr>
+        <w:rPr>
+          <w:rFonts w:ascii="Arial" w:hAnsi="Arial" w:cs="Arial"/>
+        </w:rPr>
+      </w:pPr>
+    </w:p>
+    <w:p>
+      <w:pPr>
+        <w:rPr>
+          <w:rFonts w:ascii="Arial" w:hAnsi="Arial" w:cs="Arial"/>
+        </w:rPr>
+      </w:pPr>
+    </w:p>
+    <w:p>
+      <w:pPr>
+        <w:rPr>
+          <w:rFonts w:ascii="Arial" w:hAnsi="Arial" w:cs="Arial"/>
+        </w:rPr>
+      </w:pPr>
+    </w:p>
+    <w:p>
+      <w:pPr>
+        <w:pStyle w:val="Titre2"/>
+        <w:spacing w:line="360" w:lineRule="auto"/>
+        <w:rPr>
+          <w:rFonts w:cs="Arial"/>
+        </w:rPr>
+      </w:pPr>
+      <w:bookmarkStart w:id="155" w:name="_Toc910000003"/>
+      <w:r>
+        <w:rPr>
+          <w:rFonts w:cs="Arial"/>
+        </w:rPr>
+        <w:t>Annexe W, Benchmark concurrentiel, killer features analysées en SWOT et matrice de décision pondérée (BC1 C3, BC2 C11)</w:t>
+      </w:r>
+      <w:bookmarkEnd w:id="155"/>
+    </w:p>
+    <w:p>
+      <w:pPr>
+        <w:rPr>
+          <w:rFonts w:ascii="Arial" w:hAnsi="Arial" w:cs="Arial"/>
+        </w:rPr>
+      </w:pPr>
+    </w:p>
+    <w:p>
+      <w:pPr>
+        <w:rPr>
+          <w:rFonts w:ascii="Arial" w:hAnsi="Arial" w:cs="Arial"/>
+        </w:rPr>
+      </w:pPr>
+    </w:p>
+    <w:p>
+      <w:pPr>
+        <w:rPr>
+          <w:rFonts w:ascii="Arial" w:hAnsi="Arial" w:cs="Arial"/>
+        </w:rPr>
+      </w:pPr>
+    </w:p>
+    <w:p>
+      <w:pPr>
+        <w:rPr>
+          <w:rFonts w:ascii="Arial" w:hAnsi="Arial" w:cs="Arial"/>
+        </w:rPr>
+      </w:pPr>
+    </w:p>
+    <w:p>
+      <w:pPr>
+        <w:rPr>
+          <w:rFonts w:ascii="Arial" w:hAnsi="Arial" w:cs="Arial"/>
+        </w:rPr>
+      </w:pPr>
+    </w:p>
+    <w:p>
+      <w:pPr>
+        <w:rPr>
+          <w:rFonts w:ascii="Arial" w:hAnsi="Arial" w:cs="Arial"/>
+        </w:rPr>
+      </w:pPr>
+    </w:p>
+    <w:p>
+      <w:pPr>
+        <w:rPr>
+          <w:rFonts w:ascii="Arial" w:hAnsi="Arial" w:cs="Arial"/>
+        </w:rPr>
+      </w:pPr>
+    </w:p>
+    <w:p>
+      <w:pPr>
+        <w:rPr>
+          <w:rFonts w:ascii="Arial" w:hAnsi="Arial" w:cs="Arial"/>
+        </w:rPr>
+      </w:pPr>
+    </w:p>
+    <w:p>
+      <w:pPr>
+        <w:rPr>
+          <w:rFonts w:ascii="Arial" w:hAnsi="Arial" w:cs="Arial"/>
+        </w:rPr>
+      </w:pPr>
+    </w:p>
+    <w:p>
+      <w:pPr>
+        <w:rPr>
+          <w:rFonts w:ascii="Arial" w:hAnsi="Arial" w:cs="Arial"/>
+        </w:rPr>
+      </w:pPr>
+    </w:p>
+    <w:p>
+      <w:pPr>
+        <w:rPr>
+          <w:rFonts w:ascii="Arial" w:hAnsi="Arial" w:cs="Arial"/>
+        </w:rPr>
+      </w:pPr>
+    </w:p>
+    <w:p>
+      <w:pPr>
+        <w:rPr>
+          <w:rFonts w:ascii="Arial" w:hAnsi="Arial" w:cs="Arial"/>
+        </w:rPr>
+      </w:pPr>
+    </w:p>
+    <w:p>
+      <w:pPr>
+        <w:rPr>
+          <w:rFonts w:ascii="Arial" w:hAnsi="Arial" w:cs="Arial"/>
+        </w:rPr>
+      </w:pPr>
+    </w:p>
+    <w:p>
+      <w:pPr>
+        <w:rPr>
+          <w:rFonts w:ascii="Arial" w:hAnsi="Arial" w:cs="Arial"/>
+        </w:rPr>
+      </w:pPr>
+    </w:p>
+    <w:p>
+      <w:pPr>
+        <w:rPr>
+          <w:rFonts w:ascii="Arial" w:hAnsi="Arial" w:cs="Arial"/>
+        </w:rPr>
+      </w:pPr>
+    </w:p>
+    <w:p>
+      <w:pPr>
+        <w:rPr>
+          <w:rFonts w:ascii="Arial" w:hAnsi="Arial" w:cs="Arial"/>
+        </w:rPr>
+      </w:pPr>
+    </w:p>
+    <w:p>
+      <w:pPr>
+        <w:rPr>
+          <w:rFonts w:ascii="Arial" w:hAnsi="Arial" w:cs="Arial"/>
+        </w:rPr>
+      </w:pPr>
+    </w:p>
+    <w:p>
+      <w:pPr>
+        <w:rPr>
+          <w:rFonts w:ascii="Arial" w:hAnsi="Arial" w:cs="Arial"/>
+        </w:rPr>
+      </w:pPr>
+    </w:p>
+    <w:p>
+      <w:pPr>
+        <w:rPr>
+          <w:rFonts w:ascii="Arial" w:hAnsi="Arial" w:cs="Arial"/>
+        </w:rPr>
+      </w:pPr>
+    </w:p>
+    <w:p>
+      <w:pPr>
+        <w:rPr>
+          <w:rFonts w:ascii="Arial" w:hAnsi="Arial" w:cs="Arial"/>
+        </w:rPr>
+      </w:pPr>
+    </w:p>
+    <w:p>
+      <w:pPr>
+        <w:rPr>
+          <w:rFonts w:ascii="Arial" w:hAnsi="Arial" w:cs="Arial"/>
+        </w:rPr>
+      </w:pPr>
+    </w:p>
+    <w:p>
+      <w:pPr>
+        <w:rPr>
+          <w:rFonts w:ascii="Arial" w:hAnsi="Arial" w:cs="Arial"/>
+        </w:rPr>
+      </w:pPr>
+    </w:p>
+    <w:p>
+      <w:pPr>
+        <w:pStyle w:val="Titre2"/>
+        <w:spacing w:line="360" w:lineRule="auto"/>
+        <w:rPr>
+          <w:rFonts w:cs="Arial"/>
+        </w:rPr>
+      </w:pPr>
+      <w:bookmarkStart w:id="156" w:name="_Toc910000004"/>
+      <w:r>
+        <w:rPr>
+          <w:rFonts w:cs="Arial"/>
+        </w:rPr>
+        <w:lastRenderedPageBreak/>
+        <w:t>Annexe X, Personas, user stories au format Given When Then et matrice de priorisation MoSCoW (BC2, C11 à C13)</w:t>
+      </w:r>
+      <w:bookmarkEnd w:id="156"/>
+    </w:p>
+    <w:p>
+      <w:pPr>
+        <w:rPr>
+          <w:rFonts w:ascii="Arial" w:hAnsi="Arial" w:cs="Arial"/>
+        </w:rPr>
+      </w:pPr>
+    </w:p>
+    <w:p>
+      <w:pPr>
+        <w:rPr>
+          <w:rFonts w:ascii="Arial" w:hAnsi="Arial" w:cs="Arial"/>
+        </w:rPr>
+      </w:pPr>
+    </w:p>
+    <w:p>
+      <w:pPr>
+        <w:rPr>
+          <w:rFonts w:ascii="Arial" w:hAnsi="Arial" w:cs="Arial"/>
+        </w:rPr>
+      </w:pPr>
+    </w:p>
+    <w:p>
+      <w:pPr>
+        <w:rPr>
+          <w:rFonts w:ascii="Arial" w:hAnsi="Arial" w:cs="Arial"/>
+        </w:rPr>
+      </w:pPr>
+    </w:p>
+    <w:p>
+      <w:pPr>
+        <w:rPr>
+          <w:rFonts w:ascii="Arial" w:hAnsi="Arial" w:cs="Arial"/>
+        </w:rPr>
+      </w:pPr>
+    </w:p>
+    <w:p>
+      <w:pPr>
+        <w:rPr>
+          <w:rFonts w:ascii="Arial" w:hAnsi="Arial" w:cs="Arial"/>
+        </w:rPr>
+      </w:pPr>
+    </w:p>
+    <w:p>
+      <w:pPr>
+        <w:rPr>
+          <w:rFonts w:ascii="Arial" w:hAnsi="Arial" w:cs="Arial"/>
+        </w:rPr>
+      </w:pPr>
+    </w:p>
+    <w:p>
+      <w:pPr>
+        <w:rPr>
+          <w:rFonts w:ascii="Arial" w:hAnsi="Arial" w:cs="Arial"/>
+        </w:rPr>
+      </w:pPr>
+    </w:p>
+    <w:p>
+      <w:pPr>
+        <w:rPr>
+          <w:rFonts w:ascii="Arial" w:hAnsi="Arial" w:cs="Arial"/>
+        </w:rPr>
+      </w:pPr>
+    </w:p>
+    <w:p>
+      <w:pPr>
+        <w:rPr>
+          <w:rFonts w:ascii="Arial" w:hAnsi="Arial" w:cs="Arial"/>
+        </w:rPr>
+      </w:pPr>
+    </w:p>
+    <w:p>
+      <w:pPr>
+        <w:rPr>
+          <w:rFonts w:ascii="Arial" w:hAnsi="Arial" w:cs="Arial"/>
+        </w:rPr>
+      </w:pPr>
+    </w:p>
+    <w:p>
+      <w:pPr>
+        <w:rPr>
+          <w:rFonts w:ascii="Arial" w:hAnsi="Arial" w:cs="Arial"/>
+        </w:rPr>
+      </w:pPr>
+    </w:p>
+    <w:p>
+      <w:pPr>
+        <w:rPr>
+          <w:rFonts w:ascii="Arial" w:hAnsi="Arial" w:cs="Arial"/>
+        </w:rPr>
+      </w:pPr>
+    </w:p>
+    <w:p>
+      <w:pPr>
+        <w:rPr>
+          <w:rFonts w:ascii="Arial" w:hAnsi="Arial" w:cs="Arial"/>
+        </w:rPr>
+      </w:pPr>
+    </w:p>
+    <w:p>
+      <w:pPr>
+        <w:rPr>
+          <w:rFonts w:ascii="Arial" w:hAnsi="Arial" w:cs="Arial"/>
+        </w:rPr>
+      </w:pPr>
+    </w:p>
+    <w:p>
+      <w:pPr>
+        <w:rPr>
+          <w:rFonts w:ascii="Arial" w:hAnsi="Arial" w:cs="Arial"/>
+        </w:rPr>
+      </w:pPr>
+    </w:p>
+    <w:p>
+      <w:pPr>
+        <w:rPr>
+          <w:rFonts w:ascii="Arial" w:hAnsi="Arial" w:cs="Arial"/>
+        </w:rPr>
+      </w:pPr>
+    </w:p>
+    <w:p>
+      <w:pPr>
+        <w:rPr>
+          <w:rFonts w:ascii="Arial" w:hAnsi="Arial" w:cs="Arial"/>
+        </w:rPr>
+      </w:pPr>
+    </w:p>
+    <w:p>
+      <w:pPr>
+        <w:rPr>
+          <w:rFonts w:ascii="Arial" w:hAnsi="Arial" w:cs="Arial"/>
+        </w:rPr>
+      </w:pPr>
+    </w:p>
+    <w:p>
+      <w:pPr>
+        <w:rPr>
+          <w:rFonts w:ascii="Arial" w:hAnsi="Arial" w:cs="Arial"/>
+        </w:rPr>
+      </w:pPr>
+    </w:p>
+    <w:p>
+      <w:pPr>
+        <w:rPr>
+          <w:rFonts w:ascii="Arial" w:hAnsi="Arial" w:cs="Arial"/>
+        </w:rPr>
+      </w:pPr>
+    </w:p>
+    <w:p>
+      <w:pPr>
+        <w:rPr>
+          <w:rFonts w:ascii="Arial" w:hAnsi="Arial" w:cs="Arial"/>
+        </w:rPr>
+      </w:pPr>
+    </w:p>
+    <w:p>
+      <w:pPr>
+        <w:pStyle w:val="Titre2"/>
+        <w:spacing w:line="360" w:lineRule="auto"/>
+        <w:rPr>
+          <w:rFonts w:cs="Arial"/>
+        </w:rPr>
+      </w:pPr>
+      <w:bookmarkStart w:id="157" w:name="_Toc910000005"/>
+      <w:proofErr w:type="gramStart"/>
+      <w:r>
+        <w:rPr>
+          <w:rFonts w:cs="Arial"/>
+        </w:rPr>
+        <w:lastRenderedPageBreak/>
+        <w:t>Annexe Y</w:t>
+      </w:r>
+      <w:proofErr w:type="gramEnd"/>
+      <w:r>
+        <w:rPr>
+          <w:rFonts w:cs="Arial"/>
+        </w:rPr>
+        <w:t>, Budget prévisionnel à trois niveaux (global, conception, déploiement) et coûts récurrents d'exploitation (BC2, C14 et C15)</w:t>
+      </w:r>
+      <w:bookmarkEnd w:id="157"/>
+    </w:p>
+    <w:p>
+      <w:pPr>
+        <w:rPr>
+          <w:rFonts w:ascii="Arial" w:hAnsi="Arial" w:cs="Arial"/>
+        </w:rPr>
+      </w:pPr>
+    </w:p>
+    <w:p>
+      <w:pPr>
+        <w:rPr>
+          <w:rFonts w:ascii="Arial" w:hAnsi="Arial" w:cs="Arial"/>
+        </w:rPr>
+      </w:pPr>
+    </w:p>
+    <w:p>
+      <w:pPr>
+        <w:rPr>
+          <w:rFonts w:ascii="Arial" w:hAnsi="Arial" w:cs="Arial"/>
+        </w:rPr>
+      </w:pPr>
+    </w:p>
+    <w:p>
+      <w:pPr>
+        <w:rPr>
+          <w:rFonts w:ascii="Arial" w:hAnsi="Arial" w:cs="Arial"/>
+        </w:rPr>
+      </w:pPr>
+    </w:p>
+    <w:p>
+      <w:pPr>
+        <w:rPr>
+          <w:rFonts w:ascii="Arial" w:hAnsi="Arial" w:cs="Arial"/>
+        </w:rPr>
+      </w:pPr>
+    </w:p>
+    <w:p>
+      <w:pPr>
+        <w:rPr>
+          <w:rFonts w:ascii="Arial" w:hAnsi="Arial" w:cs="Arial"/>
+        </w:rPr>
+      </w:pPr>
+    </w:p>
+    <w:p>
+      <w:pPr>
+        <w:rPr>
+          <w:rFonts w:ascii="Arial" w:hAnsi="Arial" w:cs="Arial"/>
+        </w:rPr>
+      </w:pPr>
+    </w:p>
+    <w:p>
+      <w:pPr>
+        <w:rPr>
+          <w:rFonts w:ascii="Arial" w:hAnsi="Arial" w:cs="Arial"/>
+        </w:rPr>
+      </w:pPr>
+    </w:p>
+    <w:p>
+      <w:pPr>
+        <w:rPr>
+          <w:rFonts w:ascii="Arial" w:hAnsi="Arial" w:cs="Arial"/>
+        </w:rPr>
+      </w:pPr>
+    </w:p>
+    <w:p>
+      <w:pPr>
+        <w:rPr>
+          <w:rFonts w:ascii="Arial" w:hAnsi="Arial" w:cs="Arial"/>
+        </w:rPr>
+      </w:pPr>
+    </w:p>
+    <w:p>
+      <w:pPr>
+        <w:rPr>
+          <w:rFonts w:ascii="Arial" w:hAnsi="Arial" w:cs="Arial"/>
+        </w:rPr>
+      </w:pPr>
+    </w:p>
+    <w:p>
+      <w:pPr>
+        <w:rPr>
+          <w:rFonts w:ascii="Arial" w:hAnsi="Arial" w:cs="Arial"/>
+        </w:rPr>
+      </w:pPr>
+    </w:p>
+    <w:p>
+      <w:pPr>
+        <w:rPr>
+          <w:rFonts w:ascii="Arial" w:hAnsi="Arial" w:cs="Arial"/>
+        </w:rPr>
+      </w:pPr>
+    </w:p>
+    <w:p>
+      <w:pPr>
+        <w:rPr>
+          <w:rFonts w:ascii="Arial" w:hAnsi="Arial" w:cs="Arial"/>
+        </w:rPr>
+      </w:pPr>
+    </w:p>
+    <w:p>
+      <w:pPr>
+        <w:rPr>
+          <w:rFonts w:ascii="Arial" w:hAnsi="Arial" w:cs="Arial"/>
+        </w:rPr>
+      </w:pPr>
+    </w:p>
+    <w:p>
+      <w:pPr>
+        <w:rPr>
+          <w:rFonts w:ascii="Arial" w:hAnsi="Arial" w:cs="Arial"/>
+        </w:rPr>
+      </w:pPr>
+    </w:p>
+    <w:p>
+      <w:pPr>
+        <w:rPr>
+          <w:rFonts w:ascii="Arial" w:hAnsi="Arial" w:cs="Arial"/>
+        </w:rPr>
+      </w:pPr>
+    </w:p>
+    <w:p>
+      <w:pPr>
+        <w:rPr>
+          <w:rFonts w:ascii="Arial" w:hAnsi="Arial" w:cs="Arial"/>
+        </w:rPr>
+      </w:pPr>
+    </w:p>
+    <w:p>
+      <w:pPr>
+        <w:rPr>
+          <w:rFonts w:ascii="Arial" w:hAnsi="Arial" w:cs="Arial"/>
+        </w:rPr>
+      </w:pPr>
+    </w:p>
+    <w:p>
+      <w:pPr>
+        <w:rPr>
+          <w:rFonts w:ascii="Arial" w:hAnsi="Arial" w:cs="Arial"/>
+        </w:rPr>
+      </w:pPr>
+    </w:p>
+    <w:p>
+      <w:pPr>
+        <w:rPr>
+          <w:rFonts w:ascii="Arial" w:hAnsi="Arial" w:cs="Arial"/>
+        </w:rPr>
+      </w:pPr>
+    </w:p>
+    <w:p>
+      <w:pPr>
+        <w:rPr>
+          <w:rFonts w:ascii="Arial" w:hAnsi="Arial" w:cs="Arial"/>
+        </w:rPr>
+      </w:pPr>
+    </w:p>
+    <w:p>
+      <w:pPr>
+        <w:pStyle w:val="Titre2"/>
+        <w:spacing w:line="360" w:lineRule="auto"/>
+        <w:rPr>
+          <w:rFonts w:cs="Arial"/>
+        </w:rPr>
+      </w:pPr>
+      <w:bookmarkStart w:id="158" w:name="_Toc910000006"/>
+      <w:r>
+        <w:rPr>
+          <w:rFonts w:cs="Arial"/>
+        </w:rPr>
+        <w:lastRenderedPageBreak/>
+        <w:t>Annexe Z, Plan de tests, scénarios détaillés, rapport d'exécution et plan de maintenance daté (BC2 C13, BC3 C26)</w:t>
+      </w:r>
+      <w:bookmarkEnd w:id="158"/>
+    </w:p>
+    <w:p>
+      <w:pPr>
+        <w:rPr>
+          <w:rFonts w:ascii="Arial" w:hAnsi="Arial" w:cs="Arial"/>
+        </w:rPr>
+      </w:pPr>
+    </w:p>
+    <w:p>
+      <w:pPr>
+        <w:rPr>
+          <w:rFonts w:ascii="Arial" w:hAnsi="Arial" w:cs="Arial"/>
+        </w:rPr>
+      </w:pPr>
     </w:p>
     <w:sectPr>
       <w:footerReference w:type="default" r:id="rId11"/>
@@ -46466,6 +48240,18 @@
       <w:shd w:val="clear" w:color="auto" w:fill="E1DFDD"/>
     </w:rPr>
   </w:style>
+  <w:style w:type="character" w:styleId="Lienhypertextesuivivisit">
+    <w:name w:val="FollowedHyperlink"/>
+    <w:basedOn w:val="Policepardfaut"/>
+    <w:uiPriority w:val="99"/>
+    <w:semiHidden/>
+    <w:unhideWhenUsed/>
+    <w:rsid w:val="005C1AAD"/>
+    <w:rPr>
+      <w:color w:val="800080" w:themeColor="followedHyperlink"/>
+      <w:u w:val="single"/>
+    </w:rPr>
+  </w:style>
 </w:styles>
 </file>
 
